--- a/docs/设计方案.docx
+++ b/docs/设计方案.docx
@@ -16,8 +16,27 @@
           <w:rFonts w:hint="eastAsia"/>
           <w:lang w:val="en-US" w:eastAsia="zh-CN"/>
         </w:rPr>
+        <w:t>无界智联——跨平台多智能体协同助手</w:t>
+      </w:r>
+    </w:p>
+    <w:p>
+      <w:pPr>
+        <w:pStyle w:val="28"/>
+        <w:bidi w:val="0"/>
+        <w:rPr>
+          <w:rFonts w:hint="eastAsia"/>
+          <w:lang w:val="en-US" w:eastAsia="zh-CN"/>
+        </w:rPr>
+      </w:pPr>
+      <w:r>
+        <w:rPr>
+          <w:rFonts w:hint="eastAsia"/>
+          <w:lang w:val="en-US" w:eastAsia="zh-CN"/>
+        </w:rPr>
         <w:t>设计方案</w:t>
       </w:r>
+      <w:bookmarkStart w:id="0" w:name="_GoBack"/>
+      <w:bookmarkEnd w:id="0"/>
     </w:p>
     <w:p>
       <w:pPr>
@@ -1777,8 +1796,6 @@
           <w:lang w:val="en-US" w:eastAsia="zh-CN"/>
         </w:rPr>
       </w:pPr>
-      <w:bookmarkStart w:id="0" w:name="_GoBack"/>
-      <w:bookmarkEnd w:id="0"/>
       <w:r>
         <w:rPr>
           <w:rFonts w:hint="eastAsia"/>

--- a/docs/设计方案.docx
+++ b/docs/设计方案.docx
@@ -4,12 +4,1146 @@
   <w:body>
     <w:p>
       <w:pPr>
+        <w:rPr>
+          <w:rFonts w:hint="eastAsia" w:eastAsiaTheme="minorEastAsia"/>
+          <w:lang w:val="en-US" w:eastAsia="zh-CN"/>
+        </w:rPr>
+      </w:pPr>
+      <w:r>
+        <w:rPr>
+          <w:sz w:val="21"/>
+        </w:rPr>
+        <mc:AlternateContent>
+          <mc:Choice Requires="wps">
+            <w:drawing>
+              <wp:anchor distT="0" distB="0" distL="114300" distR="114300" simplePos="0" relativeHeight="251663360" behindDoc="0" locked="0" layoutInCell="1" allowOverlap="1">
+                <wp:simplePos x="0" y="0"/>
+                <wp:positionH relativeFrom="column">
+                  <wp:posOffset>-783590</wp:posOffset>
+                </wp:positionH>
+                <wp:positionV relativeFrom="paragraph">
+                  <wp:posOffset>403225</wp:posOffset>
+                </wp:positionV>
+                <wp:extent cx="3134995" cy="560705"/>
+                <wp:effectExtent l="0" t="0" r="0" b="0"/>
+                <wp:wrapNone/>
+                <wp:docPr id="22" name="文本框 22"/>
+                <wp:cNvGraphicFramePr/>
+                <a:graphic xmlns:a="http://schemas.openxmlformats.org/drawingml/2006/main">
+                  <a:graphicData uri="http://schemas.microsoft.com/office/word/2010/wordprocessingShape">
+                    <wps:wsp>
+                      <wps:cNvSpPr txBox="1"/>
+                      <wps:spPr>
+                        <a:xfrm>
+                          <a:off x="0" y="0"/>
+                          <a:ext cx="3134995" cy="560705"/>
+                        </a:xfrm>
+                        <a:prstGeom prst="rect">
+                          <a:avLst/>
+                        </a:prstGeom>
+                        <a:noFill/>
+                        <a:ln w="6350">
+                          <a:noFill/>
+                        </a:ln>
+                      </wps:spPr>
+                      <wps:style>
+                        <a:lnRef idx="0">
+                          <a:schemeClr val="accent1"/>
+                        </a:lnRef>
+                        <a:fillRef idx="0">
+                          <a:schemeClr val="accent1"/>
+                        </a:fillRef>
+                        <a:effectRef idx="0">
+                          <a:schemeClr val="accent1"/>
+                        </a:effectRef>
+                        <a:fontRef idx="minor">
+                          <a:schemeClr val="dk1"/>
+                        </a:fontRef>
+                      </wps:style>
+                      <wps:txbx>
+                        <w:txbxContent>
+                          <w:p>
+                            <w:pPr>
+                              <w:jc w:val="left"/>
+                              <w:rPr>
+                                <w:rFonts w:hint="default" w:ascii="汉仪雅酷黑 75W" w:hAnsi="汉仪雅酷黑 75W" w:eastAsia="汉仪雅酷黑 75W" w:cs="汉仪雅酷黑 75W"/>
+                                <w:b/>
+                                <w:bCs/>
+                                <w:color w:val="8DABD0"/>
+                                <w:sz w:val="24"/>
+                                <w:szCs w:val="24"/>
+                                <w:lang w:val="en-US" w:eastAsia="zh-CN"/>
+                              </w:rPr>
+                            </w:pPr>
+                            <w:r>
+                              <w:rPr>
+                                <w:rFonts w:hint="default" w:ascii="汉仪雅酷黑 75W" w:hAnsi="汉仪雅酷黑 75W" w:eastAsia="汉仪雅酷黑 75W" w:cs="汉仪雅酷黑 75W"/>
+                                <w:b/>
+                                <w:bCs/>
+                                <w:color w:val="8DABD0"/>
+                                <w:sz w:val="24"/>
+                                <w:szCs w:val="24"/>
+                                <w:lang w:val="en-US" w:eastAsia="zh-CN"/>
+                              </w:rPr>
+                              <w:t>PROJECT PLANNING PAPER</w:t>
+                            </w:r>
+                          </w:p>
+                          <w:p>
+                            <w:pPr>
+                              <w:jc w:val="left"/>
+                              <w:rPr>
+                                <w:rFonts w:hint="default" w:ascii="汉仪雅酷黑 75W" w:hAnsi="汉仪雅酷黑 75W" w:eastAsia="汉仪雅酷黑 75W" w:cs="汉仪雅酷黑 75W"/>
+                                <w:b/>
+                                <w:bCs/>
+                                <w:color w:val="8DABD0"/>
+                                <w:sz w:val="24"/>
+                                <w:szCs w:val="24"/>
+                                <w:lang w:val="en-US" w:eastAsia="zh-CN"/>
+                              </w:rPr>
+                            </w:pPr>
+                          </w:p>
+                        </w:txbxContent>
+                      </wps:txbx>
+                      <wps:bodyPr rot="0" spcFirstLastPara="0" vertOverflow="overflow" horzOverflow="overflow" vert="horz" wrap="square" lIns="91440" tIns="45720" rIns="91440" bIns="45720" numCol="1" spcCol="0" rtlCol="0" fromWordArt="0" anchor="t" anchorCtr="0" forceAA="0" compatLnSpc="1">
+                        <a:noAutofit/>
+                      </wps:bodyPr>
+                    </wps:wsp>
+                  </a:graphicData>
+                </a:graphic>
+              </wp:anchor>
+            </w:drawing>
+          </mc:Choice>
+          <mc:Fallback>
+            <w:pict>
+              <v:shape id="_x0000_s1026" o:spid="_x0000_s1026" o:spt="202" type="#_x0000_t202" style="position:absolute;left:0pt;margin-left:-61.7pt;margin-top:31.75pt;height:44.15pt;width:246.85pt;z-index:251663360;mso-width-relative:page;mso-height-relative:page;" filled="f" stroked="f" coordsize="21600,21600" o:gfxdata="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">
+                <v:fill on="f" focussize="0,0"/>
+                <v:stroke on="f" weight="0.5pt"/>
+                <v:imagedata o:title=""/>
+                <o:lock v:ext="edit" aspectratio="f"/>
+                <v:textbox>
+                  <w:txbxContent>
+                    <w:p>
+                      <w:pPr>
+                        <w:jc w:val="left"/>
+                        <w:rPr>
+                          <w:rFonts w:hint="default" w:ascii="汉仪雅酷黑 75W" w:hAnsi="汉仪雅酷黑 75W" w:eastAsia="汉仪雅酷黑 75W" w:cs="汉仪雅酷黑 75W"/>
+                          <w:b/>
+                          <w:bCs/>
+                          <w:color w:val="8DABD0"/>
+                          <w:sz w:val="24"/>
+                          <w:szCs w:val="24"/>
+                          <w:lang w:val="en-US" w:eastAsia="zh-CN"/>
+                        </w:rPr>
+                      </w:pPr>
+                      <w:r>
+                        <w:rPr>
+                          <w:rFonts w:hint="default" w:ascii="汉仪雅酷黑 75W" w:hAnsi="汉仪雅酷黑 75W" w:eastAsia="汉仪雅酷黑 75W" w:cs="汉仪雅酷黑 75W"/>
+                          <w:b/>
+                          <w:bCs/>
+                          <w:color w:val="8DABD0"/>
+                          <w:sz w:val="24"/>
+                          <w:szCs w:val="24"/>
+                          <w:lang w:val="en-US" w:eastAsia="zh-CN"/>
+                        </w:rPr>
+                        <w:t>PROJECT PLANNING PAPER</w:t>
+                      </w:r>
+                    </w:p>
+                    <w:p>
+                      <w:pPr>
+                        <w:jc w:val="left"/>
+                        <w:rPr>
+                          <w:rFonts w:hint="default" w:ascii="汉仪雅酷黑 75W" w:hAnsi="汉仪雅酷黑 75W" w:eastAsia="汉仪雅酷黑 75W" w:cs="汉仪雅酷黑 75W"/>
+                          <w:b/>
+                          <w:bCs/>
+                          <w:color w:val="8DABD0"/>
+                          <w:sz w:val="24"/>
+                          <w:szCs w:val="24"/>
+                          <w:lang w:val="en-US" w:eastAsia="zh-CN"/>
+                        </w:rPr>
+                      </w:pPr>
+                    </w:p>
+                  </w:txbxContent>
+                </v:textbox>
+              </v:shape>
+            </w:pict>
+          </mc:Fallback>
+        </mc:AlternateContent>
+      </w:r>
+      <w:r>
+        <w:rPr>
+          <w:sz w:val="21"/>
+        </w:rPr>
+        <mc:AlternateContent>
+          <mc:Choice Requires="wps">
+            <w:drawing>
+              <wp:anchor distT="0" distB="0" distL="114300" distR="114300" simplePos="0" relativeHeight="251666432" behindDoc="0" locked="0" layoutInCell="1" allowOverlap="1">
+                <wp:simplePos x="0" y="0"/>
+                <wp:positionH relativeFrom="column">
+                  <wp:posOffset>724535</wp:posOffset>
+                </wp:positionH>
+                <wp:positionV relativeFrom="paragraph">
+                  <wp:posOffset>8462010</wp:posOffset>
+                </wp:positionV>
+                <wp:extent cx="3134995" cy="560705"/>
+                <wp:effectExtent l="0" t="0" r="0" b="0"/>
+                <wp:wrapNone/>
+                <wp:docPr id="11" name="文本框 11"/>
+                <wp:cNvGraphicFramePr/>
+                <a:graphic xmlns:a="http://schemas.openxmlformats.org/drawingml/2006/main">
+                  <a:graphicData uri="http://schemas.microsoft.com/office/word/2010/wordprocessingShape">
+                    <wps:wsp>
+                      <wps:cNvSpPr txBox="1"/>
+                      <wps:spPr>
+                        <a:xfrm>
+                          <a:off x="0" y="0"/>
+                          <a:ext cx="3134995" cy="560705"/>
+                        </a:xfrm>
+                        <a:prstGeom prst="rect">
+                          <a:avLst/>
+                        </a:prstGeom>
+                        <a:noFill/>
+                        <a:ln w="6350">
+                          <a:noFill/>
+                        </a:ln>
+                      </wps:spPr>
+                      <wps:style>
+                        <a:lnRef idx="0">
+                          <a:schemeClr val="accent1"/>
+                        </a:lnRef>
+                        <a:fillRef idx="0">
+                          <a:schemeClr val="accent1"/>
+                        </a:fillRef>
+                        <a:effectRef idx="0">
+                          <a:schemeClr val="accent1"/>
+                        </a:effectRef>
+                        <a:fontRef idx="minor">
+                          <a:schemeClr val="dk1"/>
+                        </a:fontRef>
+                      </wps:style>
+                      <wps:txbx>
+                        <w:txbxContent>
+                          <w:p>
+                            <w:pPr>
+                              <w:jc w:val="left"/>
+                              <w:rPr>
+                                <w:rFonts w:hint="default" w:ascii="汉仪雅酷黑 75W" w:hAnsi="汉仪雅酷黑 75W" w:eastAsia="汉仪雅酷黑 75W" w:cs="汉仪雅酷黑 75W"/>
+                                <w:b/>
+                                <w:bCs/>
+                                <w:color w:val="8DABD0"/>
+                                <w:sz w:val="28"/>
+                                <w:szCs w:val="28"/>
+                                <w:lang w:val="en-US" w:eastAsia="zh-CN"/>
+                              </w:rPr>
+                            </w:pPr>
+                            <w:r>
+                              <w:rPr>
+                                <w:rFonts w:hint="eastAsia" w:ascii="汉仪雅酷黑 75W" w:hAnsi="汉仪雅酷黑 75W" w:eastAsia="汉仪雅酷黑 75W" w:cs="汉仪雅酷黑 75W"/>
+                                <w:b/>
+                                <w:bCs/>
+                                <w:color w:val="8DABD0"/>
+                                <w:sz w:val="28"/>
+                                <w:szCs w:val="28"/>
+                                <w:lang w:val="en-US" w:eastAsia="zh-CN"/>
+                              </w:rPr>
+                              <w:t>时间</w:t>
+                            </w:r>
+                          </w:p>
+                        </w:txbxContent>
+                      </wps:txbx>
+                      <wps:bodyPr rot="0" spcFirstLastPara="0" vertOverflow="overflow" horzOverflow="overflow" vert="horz" wrap="square" lIns="91440" tIns="45720" rIns="91440" bIns="45720" numCol="1" spcCol="0" rtlCol="0" fromWordArt="0" anchor="t" anchorCtr="0" forceAA="0" compatLnSpc="1">
+                        <a:noAutofit/>
+                      </wps:bodyPr>
+                    </wps:wsp>
+                  </a:graphicData>
+                </a:graphic>
+              </wp:anchor>
+            </w:drawing>
+          </mc:Choice>
+          <mc:Fallback>
+            <w:pict>
+              <v:shape id="_x0000_s1026" o:spid="_x0000_s1026" o:spt="202" type="#_x0000_t202" style="position:absolute;left:0pt;margin-left:57.05pt;margin-top:666.3pt;height:44.15pt;width:246.85pt;z-index:251666432;mso-width-relative:page;mso-height-relative:page;" filled="f" stroked="f" coordsize="21600,21600" o:gfxdata="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">
+                <v:fill on="f" focussize="0,0"/>
+                <v:stroke on="f" weight="0.5pt"/>
+                <v:imagedata o:title=""/>
+                <o:lock v:ext="edit" aspectratio="f"/>
+                <v:textbox>
+                  <w:txbxContent>
+                    <w:p>
+                      <w:pPr>
+                        <w:jc w:val="left"/>
+                        <w:rPr>
+                          <w:rFonts w:hint="default" w:ascii="汉仪雅酷黑 75W" w:hAnsi="汉仪雅酷黑 75W" w:eastAsia="汉仪雅酷黑 75W" w:cs="汉仪雅酷黑 75W"/>
+                          <w:b/>
+                          <w:bCs/>
+                          <w:color w:val="8DABD0"/>
+                          <w:sz w:val="28"/>
+                          <w:szCs w:val="28"/>
+                          <w:lang w:val="en-US" w:eastAsia="zh-CN"/>
+                        </w:rPr>
+                      </w:pPr>
+                      <w:r>
+                        <w:rPr>
+                          <w:rFonts w:hint="eastAsia" w:ascii="汉仪雅酷黑 75W" w:hAnsi="汉仪雅酷黑 75W" w:eastAsia="汉仪雅酷黑 75W" w:cs="汉仪雅酷黑 75W"/>
+                          <w:b/>
+                          <w:bCs/>
+                          <w:color w:val="8DABD0"/>
+                          <w:sz w:val="28"/>
+                          <w:szCs w:val="28"/>
+                          <w:lang w:val="en-US" w:eastAsia="zh-CN"/>
+                        </w:rPr>
+                        <w:t>时间</w:t>
+                      </w:r>
+                    </w:p>
+                  </w:txbxContent>
+                </v:textbox>
+              </v:shape>
+            </w:pict>
+          </mc:Fallback>
+        </mc:AlternateContent>
+      </w:r>
+      <w:r>
+        <w:rPr>
+          <w:sz w:val="21"/>
+        </w:rPr>
+        <mc:AlternateContent>
+          <mc:Choice Requires="wps">
+            <w:drawing>
+              <wp:anchor distT="0" distB="0" distL="114300" distR="114300" simplePos="0" relativeHeight="251665408" behindDoc="0" locked="0" layoutInCell="1" allowOverlap="1">
+                <wp:simplePos x="0" y="0"/>
+                <wp:positionH relativeFrom="column">
+                  <wp:posOffset>22225</wp:posOffset>
+                </wp:positionH>
+                <wp:positionV relativeFrom="paragraph">
+                  <wp:posOffset>4613275</wp:posOffset>
+                </wp:positionV>
+                <wp:extent cx="836930" cy="148590"/>
+                <wp:effectExtent l="0" t="0" r="1270" b="3810"/>
+                <wp:wrapNone/>
+                <wp:docPr id="18" name="矩形 18"/>
+                <wp:cNvGraphicFramePr/>
+                <a:graphic xmlns:a="http://schemas.openxmlformats.org/drawingml/2006/main">
+                  <a:graphicData uri="http://schemas.microsoft.com/office/word/2010/wordprocessingShape">
+                    <wps:wsp>
+                      <wps:cNvSpPr/>
+                      <wps:spPr>
+                        <a:xfrm>
+                          <a:off x="1120775" y="5109210"/>
+                          <a:ext cx="836930" cy="148590"/>
+                        </a:xfrm>
+                        <a:prstGeom prst="rect">
+                          <a:avLst/>
+                        </a:prstGeom>
+                        <a:solidFill>
+                          <a:srgbClr val="1D939F"/>
+                        </a:solidFill>
+                        <a:ln>
+                          <a:noFill/>
+                        </a:ln>
+                      </wps:spPr>
+                      <wps:style>
+                        <a:lnRef idx="2">
+                          <a:schemeClr val="accent1">
+                            <a:shade val="50000"/>
+                          </a:schemeClr>
+                        </a:lnRef>
+                        <a:fillRef idx="1">
+                          <a:schemeClr val="accent1"/>
+                        </a:fillRef>
+                        <a:effectRef idx="0">
+                          <a:schemeClr val="accent1"/>
+                        </a:effectRef>
+                        <a:fontRef idx="minor">
+                          <a:schemeClr val="lt1"/>
+                        </a:fontRef>
+                      </wps:style>
+                      <wps:bodyPr rot="0" spcFirstLastPara="0" vertOverflow="overflow" horzOverflow="overflow" vert="horz" wrap="square" lIns="91440" tIns="45720" rIns="91440" bIns="45720" numCol="1" spcCol="0" rtlCol="0" fromWordArt="0" anchor="ctr" anchorCtr="0" forceAA="0" compatLnSpc="1">
+                        <a:noAutofit/>
+                      </wps:bodyPr>
+                    </wps:wsp>
+                  </a:graphicData>
+                </a:graphic>
+              </wp:anchor>
+            </w:drawing>
+          </mc:Choice>
+          <mc:Fallback>
+            <w:pict>
+              <v:rect id="_x0000_s1026" o:spid="_x0000_s1026" o:spt="1" style="position:absolute;left:0pt;margin-left:1.75pt;margin-top:363.25pt;height:11.7pt;width:65.9pt;z-index:251665408;v-text-anchor:middle;mso-width-relative:page;mso-height-relative:page;" fillcolor="#1D939F" filled="t" stroked="f" coordsize="21600,21600" o:gfxdata="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">
+                <v:fill on="t" focussize="0,0"/>
+                <v:stroke on="f" weight="1pt" miterlimit="8" joinstyle="miter"/>
+                <v:imagedata o:title=""/>
+                <o:lock v:ext="edit" aspectratio="f"/>
+              </v:rect>
+            </w:pict>
+          </mc:Fallback>
+        </mc:AlternateContent>
+      </w:r>
+      <w:r>
+        <w:rPr>
+          <w:sz w:val="21"/>
+        </w:rPr>
+        <mc:AlternateContent>
+          <mc:Choice Requires="wps">
+            <w:drawing>
+              <wp:anchor distT="0" distB="0" distL="114300" distR="114300" simplePos="0" relativeHeight="251662336" behindDoc="0" locked="0" layoutInCell="1" allowOverlap="1">
+                <wp:simplePos x="0" y="0"/>
+                <wp:positionH relativeFrom="column">
+                  <wp:posOffset>-60325</wp:posOffset>
+                </wp:positionH>
+                <wp:positionV relativeFrom="paragraph">
+                  <wp:posOffset>4857750</wp:posOffset>
+                </wp:positionV>
+                <wp:extent cx="4576445" cy="948055"/>
+                <wp:effectExtent l="0" t="0" r="0" b="0"/>
+                <wp:wrapNone/>
+                <wp:docPr id="19" name="文本框 19"/>
+                <wp:cNvGraphicFramePr/>
+                <a:graphic xmlns:a="http://schemas.openxmlformats.org/drawingml/2006/main">
+                  <a:graphicData uri="http://schemas.microsoft.com/office/word/2010/wordprocessingShape">
+                    <wps:wsp>
+                      <wps:cNvSpPr txBox="1"/>
+                      <wps:spPr>
+                        <a:xfrm>
+                          <a:off x="0" y="0"/>
+                          <a:ext cx="4576445" cy="948055"/>
+                        </a:xfrm>
+                        <a:prstGeom prst="rect">
+                          <a:avLst/>
+                        </a:prstGeom>
+                        <a:noFill/>
+                        <a:ln w="6350">
+                          <a:noFill/>
+                        </a:ln>
+                      </wps:spPr>
+                      <wps:style>
+                        <a:lnRef idx="0">
+                          <a:schemeClr val="accent1"/>
+                        </a:lnRef>
+                        <a:fillRef idx="0">
+                          <a:schemeClr val="accent1"/>
+                        </a:fillRef>
+                        <a:effectRef idx="0">
+                          <a:schemeClr val="accent1"/>
+                        </a:effectRef>
+                        <a:fontRef idx="minor">
+                          <a:schemeClr val="dk1"/>
+                        </a:fontRef>
+                      </wps:style>
+                      <wps:txbx>
+                        <w:txbxContent>
+                          <w:p>
+                            <w:pPr>
+                              <w:jc w:val="left"/>
+                              <w:rPr>
+                                <w:rFonts w:hint="eastAsia"/>
+                                <w:color w:val="7B9DCA"/>
+                                <w:lang w:val="en-US" w:eastAsia="zh-CN"/>
+                              </w:rPr>
+                            </w:pPr>
+                            <w:r>
+                              <w:rPr>
+                                <w:rFonts w:hint="eastAsia"/>
+                                <w:color w:val="7B9DCA"/>
+                                <w:lang w:val="en-US" w:eastAsia="zh-CN"/>
+                              </w:rPr>
+                              <w:t>团队成员</w:t>
+                            </w:r>
+                          </w:p>
+                          <w:p>
+                            <w:pPr>
+                              <w:jc w:val="left"/>
+                              <w:rPr>
+                                <w:rFonts w:hint="eastAsia"/>
+                                <w:color w:val="7B9DCA"/>
+                                <w:lang w:val="en-US" w:eastAsia="zh-CN"/>
+                              </w:rPr>
+                            </w:pPr>
+                            <w:r>
+                              <w:rPr>
+                                <w:rFonts w:hint="eastAsia"/>
+                                <w:color w:val="7B9DCA"/>
+                                <w:lang w:val="en-US" w:eastAsia="zh-CN"/>
+                              </w:rPr>
+                              <w:t>单位</w:t>
+                            </w:r>
+                          </w:p>
+                          <w:p>
+                            <w:pPr>
+                              <w:jc w:val="left"/>
+                              <w:rPr>
+                                <w:rFonts w:hint="default"/>
+                                <w:color w:val="7B9DCA"/>
+                                <w:lang w:val="en-US" w:eastAsia="zh-CN"/>
+                              </w:rPr>
+                            </w:pPr>
+                            <w:r>
+                              <w:rPr>
+                                <w:rFonts w:hint="eastAsia"/>
+                                <w:color w:val="7B9DCA"/>
+                                <w:lang w:val="en-US" w:eastAsia="zh-CN"/>
+                              </w:rPr>
+                              <w:t>指导老师</w:t>
+                            </w:r>
+                          </w:p>
+                        </w:txbxContent>
+                      </wps:txbx>
+                      <wps:bodyPr rot="0" spcFirstLastPara="0" vertOverflow="overflow" horzOverflow="overflow" vert="horz" wrap="square" lIns="91440" tIns="45720" rIns="91440" bIns="45720" numCol="1" spcCol="0" rtlCol="0" fromWordArt="0" anchor="t" anchorCtr="0" forceAA="0" compatLnSpc="1">
+                        <a:noAutofit/>
+                      </wps:bodyPr>
+                    </wps:wsp>
+                  </a:graphicData>
+                </a:graphic>
+              </wp:anchor>
+            </w:drawing>
+          </mc:Choice>
+          <mc:Fallback>
+            <w:pict>
+              <v:shape id="_x0000_s1026" o:spid="_x0000_s1026" o:spt="202" type="#_x0000_t202" style="position:absolute;left:0pt;margin-left:-4.75pt;margin-top:382.5pt;height:74.65pt;width:360.35pt;z-index:251662336;mso-width-relative:page;mso-height-relative:page;" filled="f" stroked="f" coordsize="21600,21600" o:gfxdata="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">
+                <v:fill on="f" focussize="0,0"/>
+                <v:stroke on="f" weight="0.5pt"/>
+                <v:imagedata o:title=""/>
+                <o:lock v:ext="edit" aspectratio="f"/>
+                <v:textbox>
+                  <w:txbxContent>
+                    <w:p>
+                      <w:pPr>
+                        <w:jc w:val="left"/>
+                        <w:rPr>
+                          <w:rFonts w:hint="eastAsia"/>
+                          <w:color w:val="7B9DCA"/>
+                          <w:lang w:val="en-US" w:eastAsia="zh-CN"/>
+                        </w:rPr>
+                      </w:pPr>
+                      <w:r>
+                        <w:rPr>
+                          <w:rFonts w:hint="eastAsia"/>
+                          <w:color w:val="7B9DCA"/>
+                          <w:lang w:val="en-US" w:eastAsia="zh-CN"/>
+                        </w:rPr>
+                        <w:t>团队成员</w:t>
+                      </w:r>
+                    </w:p>
+                    <w:p>
+                      <w:pPr>
+                        <w:jc w:val="left"/>
+                        <w:rPr>
+                          <w:rFonts w:hint="eastAsia"/>
+                          <w:color w:val="7B9DCA"/>
+                          <w:lang w:val="en-US" w:eastAsia="zh-CN"/>
+                        </w:rPr>
+                      </w:pPr>
+                      <w:r>
+                        <w:rPr>
+                          <w:rFonts w:hint="eastAsia"/>
+                          <w:color w:val="7B9DCA"/>
+                          <w:lang w:val="en-US" w:eastAsia="zh-CN"/>
+                        </w:rPr>
+                        <w:t>单位</w:t>
+                      </w:r>
+                    </w:p>
+                    <w:p>
+                      <w:pPr>
+                        <w:jc w:val="left"/>
+                        <w:rPr>
+                          <w:rFonts w:hint="default"/>
+                          <w:color w:val="7B9DCA"/>
+                          <w:lang w:val="en-US" w:eastAsia="zh-CN"/>
+                        </w:rPr>
+                      </w:pPr>
+                      <w:r>
+                        <w:rPr>
+                          <w:rFonts w:hint="eastAsia"/>
+                          <w:color w:val="7B9DCA"/>
+                          <w:lang w:val="en-US" w:eastAsia="zh-CN"/>
+                        </w:rPr>
+                        <w:t>指导老师</w:t>
+                      </w:r>
+                    </w:p>
+                  </w:txbxContent>
+                </v:textbox>
+              </v:shape>
+            </w:pict>
+          </mc:Fallback>
+        </mc:AlternateContent>
+      </w:r>
+      <w:r>
+        <w:rPr>
+          <w:sz w:val="21"/>
+        </w:rPr>
+        <mc:AlternateContent>
+          <mc:Choice Requires="wps">
+            <w:drawing>
+              <wp:anchor distT="0" distB="0" distL="114300" distR="114300" simplePos="0" relativeHeight="251661312" behindDoc="0" locked="0" layoutInCell="1" allowOverlap="1">
+                <wp:simplePos x="0" y="0"/>
+                <wp:positionH relativeFrom="column">
+                  <wp:posOffset>-1233170</wp:posOffset>
+                </wp:positionH>
+                <wp:positionV relativeFrom="paragraph">
+                  <wp:posOffset>3270885</wp:posOffset>
+                </wp:positionV>
+                <wp:extent cx="7663180" cy="963295"/>
+                <wp:effectExtent l="0" t="0" r="0" b="0"/>
+                <wp:wrapNone/>
+                <wp:docPr id="20" name="文本框 20"/>
+                <wp:cNvGraphicFramePr/>
+                <a:graphic xmlns:a="http://schemas.openxmlformats.org/drawingml/2006/main">
+                  <a:graphicData uri="http://schemas.microsoft.com/office/word/2010/wordprocessingShape">
+                    <wps:wsp>
+                      <wps:cNvSpPr txBox="1"/>
+                      <wps:spPr>
+                        <a:xfrm>
+                          <a:off x="0" y="0"/>
+                          <a:ext cx="7663180" cy="963295"/>
+                        </a:xfrm>
+                        <a:prstGeom prst="rect">
+                          <a:avLst/>
+                        </a:prstGeom>
+                        <a:noFill/>
+                        <a:ln w="6350">
+                          <a:noFill/>
+                        </a:ln>
+                      </wps:spPr>
+                      <wps:style>
+                        <a:lnRef idx="0">
+                          <a:schemeClr val="accent1"/>
+                        </a:lnRef>
+                        <a:fillRef idx="0">
+                          <a:schemeClr val="accent1"/>
+                        </a:fillRef>
+                        <a:effectRef idx="0">
+                          <a:schemeClr val="accent1"/>
+                        </a:effectRef>
+                        <a:fontRef idx="minor">
+                          <a:schemeClr val="dk1"/>
+                        </a:fontRef>
+                      </wps:style>
+                      <wps:txbx>
+                        <w:txbxContent>
+                          <w:p>
+                            <w:pPr>
+                              <w:jc w:val="center"/>
+                              <w:rPr>
+                                <w:rFonts w:hint="default" w:ascii="汉仪雅酷黑 75W" w:hAnsi="汉仪雅酷黑 75W" w:eastAsia="汉仪雅酷黑 75W" w:cs="汉仪雅酷黑 75W"/>
+                                <w:b/>
+                                <w:bCs/>
+                                <w:color w:val="2DCBD9"/>
+                                <w:sz w:val="80"/>
+                                <w:szCs w:val="80"/>
+                                <w:lang w:val="en-US" w:eastAsia="zh-CN"/>
+                              </w:rPr>
+                            </w:pPr>
+                            <w:r>
+                              <w:rPr>
+                                <w:rFonts w:hint="default" w:ascii="汉仪雅酷黑 75W" w:hAnsi="汉仪雅酷黑 75W" w:eastAsia="汉仪雅酷黑 75W" w:cs="汉仪雅酷黑 75W"/>
+                                <w:b/>
+                                <w:bCs/>
+                                <w:color w:val="2DCBD9"/>
+                                <w:sz w:val="80"/>
+                                <w:szCs w:val="80"/>
+                                <w:lang w:val="en-US" w:eastAsia="zh-CN"/>
+                              </w:rPr>
+                              <w:t>PROJECT SOLUTIONS</w:t>
+                            </w:r>
+                          </w:p>
+                          <w:p>
+                            <w:pPr>
+                              <w:jc w:val="center"/>
+                              <w:rPr>
+                                <w:rFonts w:hint="default" w:ascii="汉仪雅酷黑 75W" w:hAnsi="汉仪雅酷黑 75W" w:eastAsia="汉仪雅酷黑 75W" w:cs="汉仪雅酷黑 75W"/>
+                                <w:b/>
+                                <w:bCs/>
+                                <w:color w:val="8DABD0"/>
+                                <w:sz w:val="80"/>
+                                <w:szCs w:val="80"/>
+                                <w:lang w:val="en-US" w:eastAsia="zh-CN"/>
+                              </w:rPr>
+                            </w:pPr>
+                          </w:p>
+                          <w:p>
+                            <w:pPr>
+                              <w:jc w:val="center"/>
+                              <w:rPr>
+                                <w:rFonts w:hint="default" w:ascii="汉仪雅酷黑 75W" w:hAnsi="汉仪雅酷黑 75W" w:eastAsia="汉仪雅酷黑 75W" w:cs="汉仪雅酷黑 75W"/>
+                                <w:b/>
+                                <w:bCs/>
+                                <w:color w:val="8DABD0"/>
+                                <w:sz w:val="80"/>
+                                <w:szCs w:val="80"/>
+                                <w:lang w:val="en-US" w:eastAsia="zh-CN"/>
+                              </w:rPr>
+                            </w:pPr>
+                          </w:p>
+                        </w:txbxContent>
+                      </wps:txbx>
+                      <wps:bodyPr rot="0" spcFirstLastPara="0" vertOverflow="overflow" horzOverflow="overflow" vert="horz" wrap="square" lIns="91440" tIns="45720" rIns="91440" bIns="45720" numCol="1" spcCol="0" rtlCol="0" fromWordArt="0" anchor="t" anchorCtr="0" forceAA="0" compatLnSpc="1">
+                        <a:noAutofit/>
+                      </wps:bodyPr>
+                    </wps:wsp>
+                  </a:graphicData>
+                </a:graphic>
+              </wp:anchor>
+            </w:drawing>
+          </mc:Choice>
+          <mc:Fallback>
+            <w:pict>
+              <v:shape id="_x0000_s1026" o:spid="_x0000_s1026" o:spt="202" type="#_x0000_t202" style="position:absolute;left:0pt;margin-left:-97.1pt;margin-top:257.55pt;height:75.85pt;width:603.4pt;z-index:251661312;mso-width-relative:page;mso-height-relative:page;" filled="f" stroked="f" coordsize="21600,21600" o:gfxdata="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">
+                <v:fill on="f" focussize="0,0"/>
+                <v:stroke on="f" weight="0.5pt"/>
+                <v:imagedata o:title=""/>
+                <o:lock v:ext="edit" aspectratio="f"/>
+                <v:textbox>
+                  <w:txbxContent>
+                    <w:p>
+                      <w:pPr>
+                        <w:jc w:val="center"/>
+                        <w:rPr>
+                          <w:rFonts w:hint="default" w:ascii="汉仪雅酷黑 75W" w:hAnsi="汉仪雅酷黑 75W" w:eastAsia="汉仪雅酷黑 75W" w:cs="汉仪雅酷黑 75W"/>
+                          <w:b/>
+                          <w:bCs/>
+                          <w:color w:val="2DCBD9"/>
+                          <w:sz w:val="80"/>
+                          <w:szCs w:val="80"/>
+                          <w:lang w:val="en-US" w:eastAsia="zh-CN"/>
+                        </w:rPr>
+                      </w:pPr>
+                      <w:r>
+                        <w:rPr>
+                          <w:rFonts w:hint="default" w:ascii="汉仪雅酷黑 75W" w:hAnsi="汉仪雅酷黑 75W" w:eastAsia="汉仪雅酷黑 75W" w:cs="汉仪雅酷黑 75W"/>
+                          <w:b/>
+                          <w:bCs/>
+                          <w:color w:val="2DCBD9"/>
+                          <w:sz w:val="80"/>
+                          <w:szCs w:val="80"/>
+                          <w:lang w:val="en-US" w:eastAsia="zh-CN"/>
+                        </w:rPr>
+                        <w:t>PROJECT SOLUTIONS</w:t>
+                      </w:r>
+                    </w:p>
+                    <w:p>
+                      <w:pPr>
+                        <w:jc w:val="center"/>
+                        <w:rPr>
+                          <w:rFonts w:hint="default" w:ascii="汉仪雅酷黑 75W" w:hAnsi="汉仪雅酷黑 75W" w:eastAsia="汉仪雅酷黑 75W" w:cs="汉仪雅酷黑 75W"/>
+                          <w:b/>
+                          <w:bCs/>
+                          <w:color w:val="8DABD0"/>
+                          <w:sz w:val="80"/>
+                          <w:szCs w:val="80"/>
+                          <w:lang w:val="en-US" w:eastAsia="zh-CN"/>
+                        </w:rPr>
+                      </w:pPr>
+                    </w:p>
+                    <w:p>
+                      <w:pPr>
+                        <w:jc w:val="center"/>
+                        <w:rPr>
+                          <w:rFonts w:hint="default" w:ascii="汉仪雅酷黑 75W" w:hAnsi="汉仪雅酷黑 75W" w:eastAsia="汉仪雅酷黑 75W" w:cs="汉仪雅酷黑 75W"/>
+                          <w:b/>
+                          <w:bCs/>
+                          <w:color w:val="8DABD0"/>
+                          <w:sz w:val="80"/>
+                          <w:szCs w:val="80"/>
+                          <w:lang w:val="en-US" w:eastAsia="zh-CN"/>
+                        </w:rPr>
+                      </w:pPr>
+                    </w:p>
+                  </w:txbxContent>
+                </v:textbox>
+              </v:shape>
+            </w:pict>
+          </mc:Fallback>
+        </mc:AlternateContent>
+      </w:r>
+      <w:r>
+        <w:rPr>
+          <w:sz w:val="21"/>
+        </w:rPr>
+        <mc:AlternateContent>
+          <mc:Choice Requires="wps">
+            <w:drawing>
+              <wp:anchor distT="0" distB="0" distL="114300" distR="114300" simplePos="0" relativeHeight="251659264" behindDoc="0" locked="0" layoutInCell="1" allowOverlap="1">
+                <wp:simplePos x="0" y="0"/>
+                <wp:positionH relativeFrom="column">
+                  <wp:posOffset>-1216660</wp:posOffset>
+                </wp:positionH>
+                <wp:positionV relativeFrom="paragraph">
+                  <wp:posOffset>1981200</wp:posOffset>
+                </wp:positionV>
+                <wp:extent cx="7679055" cy="2173605"/>
+                <wp:effectExtent l="0" t="0" r="0" b="0"/>
+                <wp:wrapNone/>
+                <wp:docPr id="21" name="文本框 21"/>
+                <wp:cNvGraphicFramePr/>
+                <a:graphic xmlns:a="http://schemas.openxmlformats.org/drawingml/2006/main">
+                  <a:graphicData uri="http://schemas.microsoft.com/office/word/2010/wordprocessingShape">
+                    <wps:wsp>
+                      <wps:cNvSpPr txBox="1"/>
+                      <wps:spPr>
+                        <a:xfrm>
+                          <a:off x="0" y="0"/>
+                          <a:ext cx="7679055" cy="2173605"/>
+                        </a:xfrm>
+                        <a:prstGeom prst="rect">
+                          <a:avLst/>
+                        </a:prstGeom>
+                        <a:noFill/>
+                        <a:ln w="6350">
+                          <a:noFill/>
+                        </a:ln>
+                      </wps:spPr>
+                      <wps:style>
+                        <a:lnRef idx="0">
+                          <a:schemeClr val="accent1"/>
+                        </a:lnRef>
+                        <a:fillRef idx="0">
+                          <a:schemeClr val="accent1"/>
+                        </a:fillRef>
+                        <a:effectRef idx="0">
+                          <a:schemeClr val="accent1"/>
+                        </a:effectRef>
+                        <a:fontRef idx="minor">
+                          <a:schemeClr val="dk1"/>
+                        </a:fontRef>
+                      </wps:style>
+                      <wps:txbx>
+                        <w:txbxContent>
+                          <w:p>
+                            <w:pPr>
+                              <w:jc w:val="center"/>
+                              <w:rPr>
+                                <w:rFonts w:hint="default" w:ascii="汉仪雅酷黑 75W" w:hAnsi="汉仪雅酷黑 75W" w:eastAsia="汉仪雅酷黑 75W" w:cs="汉仪雅酷黑 75W"/>
+                                <w:b/>
+                                <w:bCs/>
+                                <w:color w:val="187B84"/>
+                                <w:sz w:val="144"/>
+                                <w:szCs w:val="144"/>
+                                <w:lang w:val="en-US" w:eastAsia="zh-CN"/>
+                              </w:rPr>
+                            </w:pPr>
+                            <w:r>
+                              <w:rPr>
+                                <w:rFonts w:hint="eastAsia" w:ascii="汉仪雅酷黑 75W" w:hAnsi="汉仪雅酷黑 75W" w:eastAsia="汉仪雅酷黑 75W" w:cs="汉仪雅酷黑 75W"/>
+                                <w:b/>
+                                <w:bCs/>
+                                <w:color w:val="187B84"/>
+                                <w:sz w:val="144"/>
+                                <w:szCs w:val="144"/>
+                                <w:lang w:val="en-US" w:eastAsia="zh-CN"/>
+                              </w:rPr>
+                              <w:t>项目名称</w:t>
+                            </w:r>
+                          </w:p>
+                        </w:txbxContent>
+                      </wps:txbx>
+                      <wps:bodyPr rot="0" spcFirstLastPara="0" vertOverflow="overflow" horzOverflow="overflow" vert="horz" wrap="square" lIns="91440" tIns="45720" rIns="91440" bIns="45720" numCol="1" spcCol="0" rtlCol="0" fromWordArt="0" anchor="t" anchorCtr="0" forceAA="0" compatLnSpc="1">
+                        <a:noAutofit/>
+                      </wps:bodyPr>
+                    </wps:wsp>
+                  </a:graphicData>
+                </a:graphic>
+              </wp:anchor>
+            </w:drawing>
+          </mc:Choice>
+          <mc:Fallback>
+            <w:pict>
+              <v:shape id="_x0000_s1026" o:spid="_x0000_s1026" o:spt="202" type="#_x0000_t202" style="position:absolute;left:0pt;margin-left:-95.8pt;margin-top:156pt;height:171.15pt;width:604.65pt;z-index:251659264;mso-width-relative:page;mso-height-relative:page;" filled="f" stroked="f" coordsize="21600,21600" o:gfxdata="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">
+                <v:fill on="f" focussize="0,0"/>
+                <v:stroke on="f" weight="0.5pt"/>
+                <v:imagedata o:title=""/>
+                <o:lock v:ext="edit" aspectratio="f"/>
+                <v:textbox>
+                  <w:txbxContent>
+                    <w:p>
+                      <w:pPr>
+                        <w:jc w:val="center"/>
+                        <w:rPr>
+                          <w:rFonts w:hint="default" w:ascii="汉仪雅酷黑 75W" w:hAnsi="汉仪雅酷黑 75W" w:eastAsia="汉仪雅酷黑 75W" w:cs="汉仪雅酷黑 75W"/>
+                          <w:b/>
+                          <w:bCs/>
+                          <w:color w:val="187B84"/>
+                          <w:sz w:val="144"/>
+                          <w:szCs w:val="144"/>
+                          <w:lang w:val="en-US" w:eastAsia="zh-CN"/>
+                        </w:rPr>
+                      </w:pPr>
+                      <w:r>
+                        <w:rPr>
+                          <w:rFonts w:hint="eastAsia" w:ascii="汉仪雅酷黑 75W" w:hAnsi="汉仪雅酷黑 75W" w:eastAsia="汉仪雅酷黑 75W" w:cs="汉仪雅酷黑 75W"/>
+                          <w:b/>
+                          <w:bCs/>
+                          <w:color w:val="187B84"/>
+                          <w:sz w:val="144"/>
+                          <w:szCs w:val="144"/>
+                          <w:lang w:val="en-US" w:eastAsia="zh-CN"/>
+                        </w:rPr>
+                        <w:t>项目名称</w:t>
+                      </w:r>
+                    </w:p>
+                  </w:txbxContent>
+                </v:textbox>
+              </v:shape>
+            </w:pict>
+          </mc:Fallback>
+        </mc:AlternateContent>
+      </w:r>
+      <w:r>
+        <w:rPr>
+          <w:sz w:val="21"/>
+        </w:rPr>
+        <mc:AlternateContent>
+          <mc:Choice Requires="wps">
+            <w:drawing>
+              <wp:anchor distT="0" distB="0" distL="114300" distR="114300" simplePos="0" relativeHeight="251660288" behindDoc="0" locked="0" layoutInCell="1" allowOverlap="1">
+                <wp:simplePos x="0" y="0"/>
+                <wp:positionH relativeFrom="column">
+                  <wp:posOffset>-883920</wp:posOffset>
+                </wp:positionH>
+                <wp:positionV relativeFrom="paragraph">
+                  <wp:posOffset>74930</wp:posOffset>
+                </wp:positionV>
+                <wp:extent cx="6257290" cy="818515"/>
+                <wp:effectExtent l="0" t="0" r="0" b="0"/>
+                <wp:wrapNone/>
+                <wp:docPr id="23" name="文本框 23"/>
+                <wp:cNvGraphicFramePr/>
+                <a:graphic xmlns:a="http://schemas.openxmlformats.org/drawingml/2006/main">
+                  <a:graphicData uri="http://schemas.microsoft.com/office/word/2010/wordprocessingShape">
+                    <wps:wsp>
+                      <wps:cNvSpPr txBox="1"/>
+                      <wps:spPr>
+                        <a:xfrm>
+                          <a:off x="0" y="0"/>
+                          <a:ext cx="6257290" cy="818515"/>
+                        </a:xfrm>
+                        <a:prstGeom prst="rect">
+                          <a:avLst/>
+                        </a:prstGeom>
+                        <a:noFill/>
+                        <a:ln w="6350">
+                          <a:noFill/>
+                        </a:ln>
+                      </wps:spPr>
+                      <wps:style>
+                        <a:lnRef idx="0">
+                          <a:schemeClr val="accent1"/>
+                        </a:lnRef>
+                        <a:fillRef idx="0">
+                          <a:schemeClr val="accent1"/>
+                        </a:fillRef>
+                        <a:effectRef idx="0">
+                          <a:schemeClr val="accent1"/>
+                        </a:effectRef>
+                        <a:fontRef idx="minor">
+                          <a:schemeClr val="dk1"/>
+                        </a:fontRef>
+                      </wps:style>
+                      <wps:txbx>
+                        <w:txbxContent>
+                          <w:p>
+                            <w:pPr>
+                              <w:jc w:val="left"/>
+                              <w:rPr>
+                                <w:rFonts w:hint="eastAsia" w:ascii="汉仪雅酷黑 75W" w:hAnsi="汉仪雅酷黑 75W" w:eastAsia="汉仪雅酷黑 75W" w:cs="汉仪雅酷黑 75W"/>
+                                <w:b/>
+                                <w:bCs/>
+                                <w:color w:val="7B9DCA"/>
+                                <w:sz w:val="36"/>
+                                <w:szCs w:val="36"/>
+                                <w:lang w:val="en-US" w:eastAsia="zh-CN"/>
+                              </w:rPr>
+                            </w:pPr>
+                            <w:r>
+                              <w:rPr>
+                                <w:rFonts w:hint="eastAsia" w:ascii="汉仪雅酷黑 75W" w:hAnsi="汉仪雅酷黑 75W" w:eastAsia="汉仪雅酷黑 75W" w:cs="汉仪雅酷黑 75W"/>
+                                <w:b/>
+                                <w:bCs/>
+                                <w:color w:val="7B9DCA"/>
+                                <w:sz w:val="36"/>
+                                <w:szCs w:val="36"/>
+                                <w:lang w:val="en-US" w:eastAsia="zh-CN"/>
+                              </w:rPr>
+                              <w:t>比赛名称</w:t>
+                            </w:r>
+                          </w:p>
+                        </w:txbxContent>
+                      </wps:txbx>
+                      <wps:bodyPr rot="0" spcFirstLastPara="0" vertOverflow="overflow" horzOverflow="overflow" vert="horz" wrap="square" lIns="91440" tIns="45720" rIns="91440" bIns="45720" numCol="1" spcCol="0" rtlCol="0" fromWordArt="0" anchor="t" anchorCtr="0" forceAA="0" compatLnSpc="1">
+                        <a:noAutofit/>
+                      </wps:bodyPr>
+                    </wps:wsp>
+                  </a:graphicData>
+                </a:graphic>
+              </wp:anchor>
+            </w:drawing>
+          </mc:Choice>
+          <mc:Fallback>
+            <w:pict>
+              <v:shape id="_x0000_s1026" o:spid="_x0000_s1026" o:spt="202" type="#_x0000_t202" style="position:absolute;left:0pt;margin-left:-69.6pt;margin-top:5.9pt;height:64.45pt;width:492.7pt;z-index:251660288;mso-width-relative:page;mso-height-relative:page;" filled="f" stroked="f" coordsize="21600,21600" o:gfxdata="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">
+                <v:fill on="f" focussize="0,0"/>
+                <v:stroke on="f" weight="0.5pt"/>
+                <v:imagedata o:title=""/>
+                <o:lock v:ext="edit" aspectratio="f"/>
+                <v:textbox>
+                  <w:txbxContent>
+                    <w:p>
+                      <w:pPr>
+                        <w:jc w:val="left"/>
+                        <w:rPr>
+                          <w:rFonts w:hint="eastAsia" w:ascii="汉仪雅酷黑 75W" w:hAnsi="汉仪雅酷黑 75W" w:eastAsia="汉仪雅酷黑 75W" w:cs="汉仪雅酷黑 75W"/>
+                          <w:b/>
+                          <w:bCs/>
+                          <w:color w:val="7B9DCA"/>
+                          <w:sz w:val="36"/>
+                          <w:szCs w:val="36"/>
+                          <w:lang w:val="en-US" w:eastAsia="zh-CN"/>
+                        </w:rPr>
+                      </w:pPr>
+                      <w:r>
+                        <w:rPr>
+                          <w:rFonts w:hint="eastAsia" w:ascii="汉仪雅酷黑 75W" w:hAnsi="汉仪雅酷黑 75W" w:eastAsia="汉仪雅酷黑 75W" w:cs="汉仪雅酷黑 75W"/>
+                          <w:b/>
+                          <w:bCs/>
+                          <w:color w:val="7B9DCA"/>
+                          <w:sz w:val="36"/>
+                          <w:szCs w:val="36"/>
+                          <w:lang w:val="en-US" w:eastAsia="zh-CN"/>
+                        </w:rPr>
+                        <w:t>比赛名称</w:t>
+                      </w:r>
+                    </w:p>
+                  </w:txbxContent>
+                </v:textbox>
+              </v:shape>
+            </w:pict>
+          </mc:Fallback>
+        </mc:AlternateContent>
+      </w:r>
+      <w:r>
+        <w:drawing>
+          <wp:anchor distT="0" distB="0" distL="114300" distR="114300" simplePos="0" relativeHeight="251664384" behindDoc="0" locked="0" layoutInCell="1" allowOverlap="1">
+            <wp:simplePos x="0" y="0"/>
+            <wp:positionH relativeFrom="column">
+              <wp:posOffset>-866775</wp:posOffset>
+            </wp:positionH>
+            <wp:positionV relativeFrom="paragraph">
+              <wp:posOffset>-171450</wp:posOffset>
+            </wp:positionV>
+            <wp:extent cx="1787525" cy="234315"/>
+            <wp:effectExtent l="0" t="0" r="3175" b="13335"/>
+            <wp:wrapNone/>
+            <wp:docPr id="24" name="图片 2"/>
+            <wp:cNvGraphicFramePr>
+              <a:graphicFrameLocks xmlns:a="http://schemas.openxmlformats.org/drawingml/2006/main" noChangeAspect="1"/>
+            </wp:cNvGraphicFramePr>
+            <a:graphic xmlns:a="http://schemas.openxmlformats.org/drawingml/2006/main">
+              <a:graphicData uri="http://schemas.openxmlformats.org/drawingml/2006/picture">
+                <pic:pic xmlns:pic="http://schemas.openxmlformats.org/drawingml/2006/picture">
+                  <pic:nvPicPr>
+                    <pic:cNvPr id="24" name="图片 2"/>
+                    <pic:cNvPicPr>
+                      <a:picLocks noChangeAspect="1"/>
+                    </pic:cNvPicPr>
+                  </pic:nvPicPr>
+                  <pic:blipFill>
+                    <a:blip r:embed="rId6"/>
+                    <a:stretch>
+                      <a:fillRect/>
+                    </a:stretch>
+                  </pic:blipFill>
+                  <pic:spPr>
+                    <a:xfrm>
+                      <a:off x="0" y="0"/>
+                      <a:ext cx="1787525" cy="234315"/>
+                    </a:xfrm>
+                    <a:prstGeom prst="rect">
+                      <a:avLst/>
+                    </a:prstGeom>
+                    <a:noFill/>
+                    <a:ln>
+                      <a:noFill/>
+                    </a:ln>
+                  </pic:spPr>
+                </pic:pic>
+              </a:graphicData>
+            </a:graphic>
+          </wp:anchor>
+        </w:drawing>
+      </w:r>
+      <w:r>
+        <w:drawing>
+          <wp:anchor distT="0" distB="0" distL="114300" distR="114300" simplePos="0" relativeHeight="251664384" behindDoc="1" locked="0" layoutInCell="1" allowOverlap="1">
+            <wp:simplePos x="0" y="0"/>
+            <wp:positionH relativeFrom="column">
+              <wp:posOffset>-1150620</wp:posOffset>
+            </wp:positionH>
+            <wp:positionV relativeFrom="paragraph">
+              <wp:posOffset>-925195</wp:posOffset>
+            </wp:positionV>
+            <wp:extent cx="7630160" cy="10722610"/>
+            <wp:effectExtent l="0" t="0" r="8890" b="2540"/>
+            <wp:wrapNone/>
+            <wp:docPr id="2" name="图片 1"/>
+            <wp:cNvGraphicFramePr>
+              <a:graphicFrameLocks xmlns:a="http://schemas.openxmlformats.org/drawingml/2006/main" noChangeAspect="1"/>
+            </wp:cNvGraphicFramePr>
+            <a:graphic xmlns:a="http://schemas.openxmlformats.org/drawingml/2006/main">
+              <a:graphicData uri="http://schemas.openxmlformats.org/drawingml/2006/picture">
+                <pic:pic xmlns:pic="http://schemas.openxmlformats.org/drawingml/2006/picture">
+                  <pic:nvPicPr>
+                    <pic:cNvPr id="2" name="图片 1"/>
+                    <pic:cNvPicPr>
+                      <a:picLocks noChangeAspect="1"/>
+                    </pic:cNvPicPr>
+                  </pic:nvPicPr>
+                  <pic:blipFill>
+                    <a:blip r:embed="rId7"/>
+                    <a:stretch>
+                      <a:fillRect/>
+                    </a:stretch>
+                  </pic:blipFill>
+                  <pic:spPr>
+                    <a:xfrm>
+                      <a:off x="0" y="0"/>
+                      <a:ext cx="7630160" cy="10722610"/>
+                    </a:xfrm>
+                    <a:prstGeom prst="rect">
+                      <a:avLst/>
+                    </a:prstGeom>
+                    <a:noFill/>
+                    <a:ln>
+                      <a:noFill/>
+                    </a:ln>
+                  </pic:spPr>
+                </pic:pic>
+              </a:graphicData>
+            </a:graphic>
+          </wp:anchor>
+        </w:drawing>
+      </w:r>
+    </w:p>
+    <w:p>
+      <w:pPr>
         <w:pStyle w:val="28"/>
         <w:bidi w:val="0"/>
         <w:rPr>
           <w:rFonts w:hint="eastAsia"/>
           <w:lang w:val="en-US" w:eastAsia="zh-CN"/>
         </w:rPr>
+        <w:sectPr>
+          <w:pgSz w:w="11906" w:h="16838"/>
+          <w:pgMar w:top="1440" w:right="1800" w:bottom="1440" w:left="1800" w:header="851" w:footer="992" w:gutter="0"/>
+          <w:cols w:space="425" w:num="1"/>
+          <w:docGrid w:type="lines" w:linePitch="312" w:charSpace="0"/>
+        </w:sectPr>
+      </w:pPr>
+    </w:p>
+    <w:p>
+      <w:pPr>
+        <w:pStyle w:val="28"/>
+        <w:bidi w:val="0"/>
+        <w:rPr>
+          <w:rFonts w:hint="eastAsia"/>
+          <w:lang w:val="en-US" w:eastAsia="zh-CN"/>
+        </w:rPr>
       </w:pPr>
       <w:r>
         <w:rPr>
@@ -35,56 +1169,82 @@
         </w:rPr>
         <w:t>设计方案</w:t>
       </w:r>
-      <w:bookmarkStart w:id="0" w:name="_GoBack"/>
-      <w:bookmarkEnd w:id="0"/>
     </w:p>
     <w:p>
       <w:pPr>
         <w:pStyle w:val="2"/>
         <w:bidi w:val="0"/>
         <w:rPr>
-          <w:rFonts w:hint="eastAsia"/>
-          <w:lang w:val="en-US" w:eastAsia="zh-CN"/>
-        </w:rPr>
-      </w:pPr>
-      <w:r>
-        <w:rPr>
-          <w:rFonts w:hint="eastAsia"/>
-          <w:lang w:val="en-US" w:eastAsia="zh-CN"/>
-        </w:rPr>
-        <w:t>引言</w:t>
-      </w:r>
-    </w:p>
-    <w:p>
-      <w:pPr>
-        <w:bidi w:val="0"/>
-        <w:rPr>
-          <w:rFonts w:hint="default"/>
-          <w:lang w:val="en-US" w:eastAsia="zh-CN"/>
-        </w:rPr>
-      </w:pPr>
-      <w:r>
-        <w:rPr>
-          <w:rFonts w:hint="default"/>
-          <w:lang w:val="en-US" w:eastAsia="zh-CN"/>
-        </w:rPr>
-        <w:t>智能手机作为承载诸多功能的移动终端设备，在互联网深度渗透的当下得到了广泛的功能集成，终端应用程序（简称app）作为使用者与设备特定功能的交互接口，逐渐变得复杂，具备功能入口分散、信息元素密集、交互逻辑繁琐等特征，使交互的不便性问题日益突显。</w:t>
-      </w:r>
-    </w:p>
-    <w:p>
-      <w:pPr>
-        <w:bidi w:val="0"/>
-        <w:rPr>
-          <w:rFonts w:hint="default"/>
-          <w:lang w:val="en-US" w:eastAsia="zh-CN"/>
-        </w:rPr>
-      </w:pPr>
-      <w:r>
-        <w:rPr>
-          <w:rFonts w:hint="default"/>
-          <w:lang w:val="en-US" w:eastAsia="zh-CN"/>
-        </w:rPr>
-        <w:t>大语言模型（LLM）在语义理解方面和逻辑推理方面的进步，使我们可以将与app的交互任务转交给集成了LLM的个人助手工具来完成，提高设备操作的智能性和便利性。但现有的AI助手在面对高难度任务背景，如多步任务、复杂交互界面等时，无法有效的完成上下文理解、任务拆解、规划、执行的一体化流程。如何设计能够处理高难度任务的智能体框架，充分挖掘大模型的智能交互潜力，成为打造通用型超级AI助手的关键。</w:t>
+          <w:rFonts w:hint="default"/>
+          <w:lang w:val="en-US" w:eastAsia="zh-CN"/>
+        </w:rPr>
+      </w:pPr>
+      <w:r>
+        <w:rPr>
+          <w:rFonts w:hint="eastAsia"/>
+          <w:lang w:val="en-US" w:eastAsia="zh-CN"/>
+        </w:rPr>
+        <w:t>一、引言（突出联通，具体统计一下）</w:t>
+      </w:r>
+    </w:p>
+    <w:p>
+      <w:pPr>
+        <w:bidi w:val="0"/>
+        <w:rPr>
+          <w:rFonts w:hint="default"/>
+          <w:lang w:val="en-US" w:eastAsia="zh-CN"/>
+        </w:rPr>
+      </w:pPr>
+      <w:r>
+        <w:rPr>
+          <w:rFonts w:hint="default"/>
+          <w:lang w:val="en-US" w:eastAsia="zh-CN"/>
+        </w:rPr>
+        <w:t>智能手机作为承载诸多功能的移动终端设备，在互联网深度渗透的当下得到了广泛的功能集成，终端应用程序（简称</w:t>
+      </w:r>
+      <w:r>
+        <w:rPr>
+          <w:rFonts w:hint="eastAsia"/>
+          <w:lang w:val="en-US" w:eastAsia="zh-CN"/>
+        </w:rPr>
+        <w:t>A</w:t>
+      </w:r>
+      <w:r>
+        <w:rPr>
+          <w:rFonts w:hint="default"/>
+          <w:lang w:val="en-US" w:eastAsia="zh-CN"/>
+        </w:rPr>
+        <w:t>pp）作为使用者与设备特定功能的交互接口，逐渐变得复杂，具备功能入口分散、信息元素密集、交互逻辑繁琐等特征，使交互的不便性问题日益突显。</w:t>
+      </w:r>
+    </w:p>
+    <w:p>
+      <w:pPr>
+        <w:bidi w:val="0"/>
+        <w:rPr>
+          <w:rFonts w:hint="default"/>
+          <w:lang w:val="en-US" w:eastAsia="zh-CN"/>
+        </w:rPr>
+      </w:pPr>
+      <w:r>
+        <w:rPr>
+          <w:rFonts w:hint="default"/>
+          <w:lang w:val="en-US" w:eastAsia="zh-CN"/>
+        </w:rPr>
+        <w:t>大语言模型（LLM）在语义理解方面和逻辑推理方面的进步，使我们可以将与</w:t>
+      </w:r>
+      <w:r>
+        <w:rPr>
+          <w:rFonts w:hint="eastAsia"/>
+          <w:lang w:val="en-US" w:eastAsia="zh-CN"/>
+        </w:rPr>
+        <w:t>App</w:t>
+      </w:r>
+      <w:r>
+        <w:rPr>
+          <w:rFonts w:hint="default"/>
+          <w:lang w:val="en-US" w:eastAsia="zh-CN"/>
+        </w:rPr>
+        <w:t>的交互任务转交给集成了LLM的个人助手工具来完成，提高设备操作的智能性和便利性。但现有的AI助手在面对高难度任务背景，如多步任务、复杂交互界面等时，无法有效的完成上下文理解、任务拆解、规划、执行的一体化流程。如何设计能够处理高难度任务的智能体框架，充分挖掘大模型的智能交互潜力，成为打造通用型超级AI助手的关键。</w:t>
       </w:r>
     </w:p>
     <w:p>
@@ -150,6 +1310,13 @@
       </w:pPr>
       <w:r>
         <w:rPr>
+          <w:rFonts w:hint="eastAsia"/>
+          <w:lang w:val="en-US" w:eastAsia="zh-CN"/>
+        </w:rPr>
+        <w:t>二、</w:t>
+      </w:r>
+      <w:r>
+        <w:rPr>
           <w:rFonts w:hint="default"/>
           <w:lang w:val="en-US" w:eastAsia="zh-CN"/>
         </w:rPr>
@@ -170,7 +1337,7 @@
           <w:rFonts w:hint="eastAsia"/>
           <w:lang w:val="en-US" w:eastAsia="zh-CN"/>
         </w:rPr>
-        <w:t>应用构造日益复杂</w:t>
+        <w:t>2.1 应用构造日益复杂</w:t>
       </w:r>
     </w:p>
     <w:p>
@@ -216,7 +1383,21 @@
           <w:rFonts w:hint="default"/>
           <w:lang w:val="en-US" w:eastAsia="zh-CN"/>
         </w:rPr>
-        <w:t>更深层次的挑战来自动态化界面技术的普及。为提升用户体验个性化程度，主流应用普遍采用服务端驱动UI技术，同一个功能在不同用户设备上可能呈现完全不同的布局结构和视觉元素。淘宝首页的"千人千面"推荐机制就是典型代表，这使得基于固定元素定位的传统自动化方案频繁失效。同时，持续进行的A/B测试和灰度发布策略，让同一应用版本在不同时段也保持着界面元素的动态变化。</w:t>
+        <w:t>更深层次的挑战来自动态化界面技术的普及。为提升用户体验个性化程度，主流应用普遍采用服务端驱动UI技术，同一个功能在不同用户设备上可能呈现完全不同的布局结构和视觉元素。</w:t>
+      </w:r>
+      <w:r>
+        <w:rPr>
+          <w:rFonts w:hint="eastAsia"/>
+          <w:lang w:val="en-US" w:eastAsia="zh-CN"/>
+        </w:rPr>
+        <w:t>（举联通的例子）</w:t>
+      </w:r>
+      <w:r>
+        <w:rPr>
+          <w:rFonts w:hint="default"/>
+          <w:lang w:val="en-US" w:eastAsia="zh-CN"/>
+        </w:rPr>
+        <w:t>淘宝首页的"千人千面"推荐机制就是典型代表，这使得基于固定元素定位的传统自动化方案频繁失效。同时，持续进行的A/B测试和灰度发布策略，让同一应用版本在不同时段也保持着界面元素的动态变化。</w:t>
       </w:r>
     </w:p>
     <w:p>
@@ -251,7 +1432,7 @@
                     </pic:cNvPicPr>
                   </pic:nvPicPr>
                   <pic:blipFill>
-                    <a:blip r:embed="rId6"/>
+                    <a:blip r:embed="rId8"/>
                     <a:stretch>
                       <a:fillRect/>
                     </a:stretch>
@@ -312,23 +1493,7 @@
           <w:rFonts w:hint="default"/>
           <w:lang w:val="en-US" w:eastAsia="zh-CN"/>
         </w:rPr>
-        <w:t>交互方式的多元化进一步加剧了操作复杂性。现代应用已不再局限于简单的点击和滑动操作，直播平台的弹幕互动、AR应用的虚实融合交互、语音助手的自然语言理解等新型交互范式，都对自动化系统提出了更高要求。特别是在金融类应用中，为了防范自动化脚本的滥用，开发者引入了包括手势密码、动态验证码、行为特征识别等多重安全机制，这些防护措施虽然提升了安全性，但也为合法自动化助手的开发设置了更高门槛。</w:t>
-      </w:r>
-    </w:p>
-    <w:p>
-      <w:pPr>
-        <w:bidi w:val="0"/>
-        <w:rPr>
-          <w:rFonts w:hint="default"/>
-          <w:lang w:val="en-US" w:eastAsia="zh-CN"/>
-        </w:rPr>
-      </w:pPr>
-      <w:r>
-        <w:rPr>
-          <w:rFonts w:hint="default"/>
-          <w:lang w:val="en-US" w:eastAsia="zh-CN"/>
-        </w:rPr>
-        <w:t>跨平台生态的融合发展带来了新的技术挑战。如今的应用早已突破独立程式的边界，微信小程序、快应用等轻量级解决方案被深度集成到原生应用中，形成了复杂的混合运行环境。用户在一次任务流中可能需要在原生界面、WebView和小程序之间多次跳转，这种环境切换要求自动化系统具备跨执行上下文的状态保持能力。此外，不同移动操作系统对自动化工具的权限限制，如Android的无障碍服务需要用户手动授权，iOS的封闭式沙盒机制等，都在系统层面增加了自动化实现的难度。</w:t>
+        <w:t>交互方式的多元化进一步加剧了操作复杂性。现代应用已不再局限于简单的点击和滑动操作，都对自动化系统提出了更高要求。特别是在金融类应用中，为了防范自动化脚本的滥用，开发者引入了包括手势密码、动态验证码、行为特征识别等多重安全机制，这些防护措施虽然提升了安全性，但也为合法自动化助手的开发设置了更高门槛。</w:t>
       </w:r>
     </w:p>
     <w:p>
@@ -370,7 +1535,7 @@
           <w:rFonts w:hint="eastAsia"/>
           <w:lang w:val="en-US" w:eastAsia="zh-CN"/>
         </w:rPr>
-        <w:t>现有任务自动化工具的不足</w:t>
+        <w:t>2.2 现有任务自动化Agent</w:t>
       </w:r>
     </w:p>
     <w:p>
@@ -400,7 +1565,35 @@
           <w:rFonts w:hint="default"/>
           <w:lang w:val="en-US" w:eastAsia="zh-CN"/>
         </w:rPr>
-        <w:t>助手引入了大模型的语义理解和逻辑推理能力，通过尝试让大模型理解app的UI结构，使大模型具备规划、完成特定任务的能力。大模型完成任务的能力高度依赖于获得的app知识，例如界面截图、UI结构、静态/动态分析结果，如何给予大模型高度概括且有效的app知识，是提升任务完成率的关键。</w:t>
+        <w:t>助手引入了大模型的语义理解和逻辑推理能力，通过尝试让大模型理解</w:t>
+      </w:r>
+      <w:r>
+        <w:rPr>
+          <w:rFonts w:hint="eastAsia"/>
+          <w:lang w:val="en-US" w:eastAsia="zh-CN"/>
+        </w:rPr>
+        <w:t>A</w:t>
+      </w:r>
+      <w:r>
+        <w:rPr>
+          <w:rFonts w:hint="default"/>
+          <w:lang w:val="en-US" w:eastAsia="zh-CN"/>
+        </w:rPr>
+        <w:t>pp的UI结构，使大模型具备规划、完成特定任务的能力。大模型完成任务的能力高度依赖于获得的</w:t>
+      </w:r>
+      <w:r>
+        <w:rPr>
+          <w:rFonts w:hint="eastAsia"/>
+          <w:lang w:val="en-US" w:eastAsia="zh-CN"/>
+        </w:rPr>
+        <w:t>A</w:t>
+      </w:r>
+      <w:r>
+        <w:rPr>
+          <w:rFonts w:hint="default"/>
+          <w:lang w:val="en-US" w:eastAsia="zh-CN"/>
+        </w:rPr>
+        <w:t>pp知识，例如界面截图、UI结构、静态/动态分析结果，如何给予大模型高度概括且有效的app知识，是提升任务完成率的关键。</w:t>
       </w:r>
     </w:p>
     <w:p>
@@ -428,8 +1621,8 @@
       <w:r>
         <w:drawing>
           <wp:inline distT="0" distB="0" distL="114300" distR="114300">
-            <wp:extent cx="3999230" cy="1871345"/>
-            <wp:effectExtent l="0" t="0" r="1270" b="14605"/>
+            <wp:extent cx="3975100" cy="1689100"/>
+            <wp:effectExtent l="0" t="0" r="0" b="0"/>
             <wp:docPr id="6" name="图片 1"/>
             <wp:cNvGraphicFramePr>
               <a:graphicFrameLocks xmlns:a="http://schemas.openxmlformats.org/drawingml/2006/main" noChangeAspect="1"/>
@@ -444,7 +1637,8 @@
                     </pic:cNvPicPr>
                   </pic:nvPicPr>
                   <pic:blipFill>
-                    <a:blip r:embed="rId7"/>
+                    <a:blip r:embed="rId9"/>
+                    <a:srcRect l="381" t="1832" r="222" b="7906"/>
                     <a:stretch>
                       <a:fillRect/>
                     </a:stretch>
@@ -452,7 +1646,7 @@
                   <pic:spPr>
                     <a:xfrm>
                       <a:off x="0" y="0"/>
-                      <a:ext cx="3999230" cy="1871345"/>
+                      <a:ext cx="3975100" cy="1689100"/>
                     </a:xfrm>
                     <a:prstGeom prst="rect">
                       <a:avLst/>
@@ -483,7 +1677,7 @@
           <w:rFonts w:hint="eastAsia"/>
           <w:lang w:val="en-US" w:eastAsia="zh-CN"/>
         </w:rPr>
-        <w:t>图2 AutoDroid流程示意图</w:t>
+        <w:t>图2 AutoDroid流程示意图（Reference）</w:t>
       </w:r>
     </w:p>
     <w:p>
@@ -502,6 +1696,22 @@
       <w:pPr>
         <w:bidi w:val="0"/>
         <w:rPr>
+          <w:rFonts w:hint="eastAsia"/>
+          <w:lang w:val="en-US" w:eastAsia="zh-CN"/>
+        </w:rPr>
+      </w:pPr>
+      <w:r>
+        <w:rPr>
+          <w:rFonts w:hint="eastAsia"/>
+          <w:lang w:val="en-US" w:eastAsia="zh-CN"/>
+        </w:rPr>
+        <w:t>（论文，对自动化工具的概述补充）</w:t>
+      </w:r>
+    </w:p>
+    <w:p>
+      <w:pPr>
+        <w:bidi w:val="0"/>
+        <w:rPr>
           <w:rFonts w:hint="default"/>
           <w:lang w:val="en-US" w:eastAsia="zh-CN"/>
         </w:rPr>
@@ -567,6 +1777,23 @@
     </w:p>
     <w:p>
       <w:pPr>
+        <w:pStyle w:val="3"/>
+        <w:bidi w:val="0"/>
+        <w:rPr>
+          <w:rFonts w:hint="default"/>
+          <w:lang w:val="en-US" w:eastAsia="zh-CN"/>
+        </w:rPr>
+      </w:pPr>
+      <w:r>
+        <w:rPr>
+          <w:rFonts w:hint="eastAsia"/>
+          <w:lang w:val="en-US" w:eastAsia="zh-CN"/>
+        </w:rPr>
+        <w:t>2.3 问题与挑战</w:t>
+      </w:r>
+    </w:p>
+    <w:p>
+      <w:pPr>
         <w:pStyle w:val="4"/>
         <w:bidi w:val="0"/>
         <w:rPr>
@@ -579,7 +1806,28 @@
           <w:rFonts w:hint="default"/>
           <w:lang w:val="en-US" w:eastAsia="zh-CN"/>
         </w:rPr>
-        <w:t>2.1 功能探索层：探索资源分配难</w:t>
+        <w:t>2.</w:t>
+      </w:r>
+      <w:r>
+        <w:rPr>
+          <w:rFonts w:hint="eastAsia"/>
+          <w:lang w:val="en-US" w:eastAsia="zh-CN"/>
+        </w:rPr>
+        <w:t>3.</w:t>
+      </w:r>
+      <w:r>
+        <w:rPr>
+          <w:rFonts w:hint="default"/>
+          <w:lang w:val="en-US" w:eastAsia="zh-CN"/>
+        </w:rPr>
+        <w:t xml:space="preserve">1 </w:t>
+      </w:r>
+      <w:r>
+        <w:rPr>
+          <w:rFonts w:hint="eastAsia"/>
+          <w:lang w:val="en-US" w:eastAsia="zh-CN"/>
+        </w:rPr>
+        <w:t>挑战一：App复杂度高，状态空间爆炸</w:t>
       </w:r>
     </w:p>
     <w:p>
@@ -680,7 +1928,7 @@
                     </pic:cNvPicPr>
                   </pic:nvPicPr>
                   <pic:blipFill>
-                    <a:blip r:embed="rId8"/>
+                    <a:blip r:embed="rId10"/>
                     <a:stretch>
                       <a:fillRect/>
                     </a:stretch>
@@ -778,7 +2026,42 @@
           <w:rFonts w:hint="default"/>
           <w:lang w:val="en-US" w:eastAsia="zh-CN"/>
         </w:rPr>
-        <w:t>2.2 任务规划层：隐式功能触发难</w:t>
+        <w:t>2.</w:t>
+      </w:r>
+      <w:r>
+        <w:rPr>
+          <w:rFonts w:hint="eastAsia"/>
+          <w:lang w:val="en-US" w:eastAsia="zh-CN"/>
+        </w:rPr>
+        <w:t>3.2</w:t>
+      </w:r>
+      <w:r>
+        <w:rPr>
+          <w:rFonts w:hint="default"/>
+          <w:lang w:val="en-US" w:eastAsia="zh-CN"/>
+        </w:rPr>
+        <w:t xml:space="preserve"> </w:t>
+      </w:r>
+      <w:r>
+        <w:rPr>
+          <w:rFonts w:hint="eastAsia"/>
+          <w:lang w:val="en-US" w:eastAsia="zh-CN"/>
+        </w:rPr>
+        <w:t>挑战二</w:t>
+      </w:r>
+      <w:r>
+        <w:rPr>
+          <w:rFonts w:hint="default"/>
+          <w:lang w:val="en-US" w:eastAsia="zh-CN"/>
+        </w:rPr>
+        <w:t>：隐式功能触发难</w:t>
+      </w:r>
+      <w:r>
+        <w:rPr>
+          <w:rFonts w:hint="eastAsia"/>
+          <w:lang w:val="en-US" w:eastAsia="zh-CN"/>
+        </w:rPr>
+        <w:t>（人工脚本）（修改表述）（技术路线）（缺少对App的全局功能认识）（挑战三：Agent？？？）</w:t>
       </w:r>
     </w:p>
     <w:p>
@@ -862,10 +2145,32 @@
       </w:pPr>
       <w:r>
         <w:rPr>
+          <w:rFonts w:hint="eastAsia"/>
+          <w:lang w:val="en-US" w:eastAsia="zh-CN"/>
+        </w:rPr>
+        <w:t>三、</w:t>
+      </w:r>
+      <w:r>
+        <w:rPr>
           <w:rFonts w:hint="default"/>
           <w:lang w:val="en-US" w:eastAsia="zh-CN"/>
         </w:rPr>
         <w:t>技术架构设计</w:t>
+      </w:r>
+    </w:p>
+    <w:p>
+      <w:pPr>
+        <w:rPr>
+          <w:rFonts w:hint="default"/>
+          <w:lang w:val="en-US" w:eastAsia="zh-CN"/>
+        </w:rPr>
+      </w:pPr>
+      <w:r>
+        <w:rPr>
+          <w:rFonts w:hint="eastAsia"/>
+          <w:lang w:val="en-US" w:eastAsia="zh-CN"/>
+        </w:rPr>
+        <w:t>（Motivation）</w:t>
       </w:r>
     </w:p>
     <w:p>
@@ -947,7 +2252,7 @@
                     </pic:cNvPicPr>
                   </pic:nvPicPr>
                   <pic:blipFill>
-                    <a:blip r:embed="rId9"/>
+                    <a:blip r:embed="rId11"/>
                     <a:stretch>
                       <a:fillRect/>
                     </a:stretch>
@@ -1059,7 +2364,7 @@
                     </pic:cNvPicPr>
                   </pic:nvPicPr>
                   <pic:blipFill>
-                    <a:blip r:embed="rId10"/>
+                    <a:blip r:embed="rId12"/>
                     <a:stretch>
                       <a:fillRect/>
                     </a:stretch>
@@ -1311,7 +2616,7 @@
                     </pic:cNvPicPr>
                   </pic:nvPicPr>
                   <pic:blipFill>
-                    <a:blip r:embed="rId11"/>
+                    <a:blip r:embed="rId13"/>
                     <a:stretch>
                       <a:fillRect/>
                     </a:stretch>
@@ -1476,7 +2781,7 @@
                     </pic:cNvPicPr>
                   </pic:nvPicPr>
                   <pic:blipFill>
-                    <a:blip r:embed="rId12"/>
+                    <a:blip r:embed="rId14"/>
                     <a:stretch>
                       <a:fillRect/>
                     </a:stretch>
@@ -1603,7 +2908,7 @@
                     </pic:cNvPicPr>
                   </pic:nvPicPr>
                   <pic:blipFill>
-                    <a:blip r:embed="rId13"/>
+                    <a:blip r:embed="rId15"/>
                     <a:stretch>
                       <a:fillRect/>
                     </a:stretch>
@@ -1756,7 +3061,7 @@
           <w:rFonts w:hint="eastAsia"/>
           <w:lang w:val="en-US" w:eastAsia="zh-CN"/>
         </w:rPr>
-        <w:t>创新点</w:t>
+        <w:t>总结</w:t>
       </w:r>
     </w:p>
     <w:p>
@@ -1803,6 +3108,65 @@
         </w:rPr>
         <w:t>相较于Droidbot与AutoDroid，本项目在功能抽象、执行效率和成本控制上均实现了针对性突破，为跨平台、多任务的智能化执行提供了高效而可扩展的解决方案。</w:t>
       </w:r>
+    </w:p>
+    <w:p>
+      <w:pPr>
+        <w:rPr>
+          <w:rFonts w:hint="eastAsia"/>
+          <w:lang w:val="en-US" w:eastAsia="zh-CN"/>
+        </w:rPr>
+      </w:pPr>
+    </w:p>
+    <w:p>
+      <w:pPr>
+        <w:rPr>
+          <w:rFonts w:hint="eastAsia"/>
+          <w:lang w:val="en-US" w:eastAsia="zh-CN"/>
+        </w:rPr>
+      </w:pPr>
+    </w:p>
+    <w:p>
+      <w:pPr>
+        <w:ind w:left="0" w:leftChars="0" w:firstLine="0" w:firstLineChars="0"/>
+        <w:rPr>
+          <w:rFonts w:hint="eastAsia"/>
+          <w:lang w:val="en-US" w:eastAsia="zh-CN"/>
+        </w:rPr>
+      </w:pPr>
+      <w:r>
+        <w:rPr>
+          <w:rFonts w:hint="eastAsia"/>
+          <w:lang w:val="en-US" w:eastAsia="zh-CN"/>
+        </w:rPr>
+        <w:t>参考文献</w:t>
+      </w:r>
+    </w:p>
+    <w:p>
+      <w:pPr>
+        <w:ind w:left="0" w:leftChars="0" w:firstLine="0" w:firstLineChars="0"/>
+        <w:rPr>
+          <w:rFonts w:hint="default"/>
+          <w:lang w:val="en-US" w:eastAsia="zh-CN"/>
+        </w:rPr>
+      </w:pPr>
+      <w:r>
+        <w:rPr>
+          <w:rFonts w:hint="eastAsia"/>
+          <w:lang w:val="en-US" w:eastAsia="zh-CN"/>
+        </w:rPr>
+        <w:t>初步效果（放在总结之前）</w:t>
+      </w:r>
+      <w:bookmarkStart w:id="0" w:name="_GoBack"/>
+      <w:bookmarkEnd w:id="0"/>
+    </w:p>
+    <w:p>
+      <w:pPr>
+        <w:ind w:left="0" w:leftChars="0" w:firstLine="0" w:firstLineChars="0"/>
+        <w:rPr>
+          <w:rFonts w:hint="default"/>
+          <w:lang w:val="en-US" w:eastAsia="zh-CN"/>
+        </w:rPr>
+      </w:pPr>
     </w:p>
     <w:p>
       <w:pPr>
@@ -1897,14 +3261,14 @@
   <w:latentStyles w:count="260" w:defQFormat="0" w:defUnhideWhenUsed="1" w:defSemiHidden="1" w:defUIPriority="99" w:defLockedState="0">
     <w:lsdException w:qFormat="1" w:unhideWhenUsed="0" w:uiPriority="0" w:semiHidden="0" w:name="Normal"/>
     <w:lsdException w:qFormat="1" w:unhideWhenUsed="0" w:uiPriority="0" w:semiHidden="0" w:name="heading 1"/>
-    <w:lsdException w:qFormat="1" w:uiPriority="0" w:semiHidden="0" w:name="heading 2"/>
-    <w:lsdException w:qFormat="1" w:uiPriority="0" w:semiHidden="0" w:name="heading 3"/>
-    <w:lsdException w:qFormat="1" w:uiPriority="0" w:semiHidden="0" w:name="heading 4"/>
-    <w:lsdException w:qFormat="1" w:uiPriority="0" w:semiHidden="0" w:name="heading 5"/>
-    <w:lsdException w:qFormat="1" w:uiPriority="0" w:semiHidden="0" w:name="heading 6"/>
-    <w:lsdException w:qFormat="1" w:uiPriority="0" w:semiHidden="0" w:name="heading 7"/>
-    <w:lsdException w:qFormat="1" w:uiPriority="0" w:semiHidden="0" w:name="heading 8"/>
-    <w:lsdException w:qFormat="1" w:uiPriority="0" w:semiHidden="0" w:name="heading 9"/>
+    <w:lsdException w:qFormat="1" w:uiPriority="0" w:name="heading 2"/>
+    <w:lsdException w:qFormat="1" w:uiPriority="0" w:name="heading 3"/>
+    <w:lsdException w:qFormat="1" w:uiPriority="0" w:name="heading 4"/>
+    <w:lsdException w:qFormat="1" w:uiPriority="0" w:name="heading 5"/>
+    <w:lsdException w:qFormat="1" w:uiPriority="0" w:name="heading 6"/>
+    <w:lsdException w:qFormat="1" w:uiPriority="0" w:name="heading 7"/>
+    <w:lsdException w:qFormat="1" w:uiPriority="0" w:name="heading 8"/>
+    <w:lsdException w:qFormat="1" w:uiPriority="0" w:name="heading 9"/>
     <w:lsdException w:unhideWhenUsed="0" w:uiPriority="0" w:semiHidden="0" w:name="index 1"/>
     <w:lsdException w:unhideWhenUsed="0" w:uiPriority="0" w:semiHidden="0" w:name="index 2"/>
     <w:lsdException w:unhideWhenUsed="0" w:uiPriority="0" w:semiHidden="0" w:name="index 3"/>
@@ -1914,9 +3278,9 @@
     <w:lsdException w:unhideWhenUsed="0" w:uiPriority="0" w:semiHidden="0" w:name="index 7"/>
     <w:lsdException w:unhideWhenUsed="0" w:uiPriority="0" w:semiHidden="0" w:name="index 8"/>
     <w:lsdException w:unhideWhenUsed="0" w:uiPriority="0" w:semiHidden="0" w:name="index 9"/>
-    <w:lsdException w:qFormat="1" w:unhideWhenUsed="0" w:uiPriority="0" w:semiHidden="0" w:name="toc 1"/>
-    <w:lsdException w:qFormat="1" w:unhideWhenUsed="0" w:uiPriority="0" w:semiHidden="0" w:name="toc 2"/>
-    <w:lsdException w:qFormat="1" w:unhideWhenUsed="0" w:uiPriority="0" w:semiHidden="0" w:name="toc 3"/>
+    <w:lsdException w:unhideWhenUsed="0" w:uiPriority="0" w:semiHidden="0" w:name="toc 1"/>
+    <w:lsdException w:unhideWhenUsed="0" w:uiPriority="0" w:semiHidden="0" w:name="toc 2"/>
+    <w:lsdException w:unhideWhenUsed="0" w:uiPriority="0" w:semiHidden="0" w:name="toc 3"/>
     <w:lsdException w:unhideWhenUsed="0" w:uiPriority="0" w:semiHidden="0" w:name="toc 4"/>
     <w:lsdException w:unhideWhenUsed="0" w:uiPriority="0" w:semiHidden="0" w:name="toc 5"/>
     <w:lsdException w:unhideWhenUsed="0" w:uiPriority="0" w:semiHidden="0" w:name="toc 6"/>
@@ -1924,21 +3288,21 @@
     <w:lsdException w:unhideWhenUsed="0" w:uiPriority="0" w:semiHidden="0" w:name="toc 8"/>
     <w:lsdException w:unhideWhenUsed="0" w:uiPriority="0" w:semiHidden="0" w:name="toc 9"/>
     <w:lsdException w:unhideWhenUsed="0" w:uiPriority="0" w:semiHidden="0" w:name="Normal Indent"/>
-    <w:lsdException w:qFormat="1" w:unhideWhenUsed="0" w:uiPriority="0" w:semiHidden="0" w:name="footnote text"/>
-    <w:lsdException w:qFormat="1" w:unhideWhenUsed="0" w:uiPriority="0" w:semiHidden="0" w:name="annotation text"/>
-    <w:lsdException w:qFormat="1" w:unhideWhenUsed="0" w:uiPriority="0" w:semiHidden="0" w:name="header"/>
-    <w:lsdException w:qFormat="1" w:unhideWhenUsed="0" w:uiPriority="0" w:semiHidden="0" w:name="footer"/>
+    <w:lsdException w:unhideWhenUsed="0" w:uiPriority="0" w:semiHidden="0" w:name="footnote text"/>
+    <w:lsdException w:unhideWhenUsed="0" w:uiPriority="0" w:semiHidden="0" w:name="annotation text"/>
+    <w:lsdException w:unhideWhenUsed="0" w:uiPriority="0" w:semiHidden="0" w:name="header"/>
+    <w:lsdException w:unhideWhenUsed="0" w:uiPriority="0" w:semiHidden="0" w:name="footer"/>
     <w:lsdException w:unhideWhenUsed="0" w:uiPriority="0" w:semiHidden="0" w:name="index heading"/>
-    <w:lsdException w:qFormat="1" w:uiPriority="0" w:semiHidden="0" w:name="caption"/>
+    <w:lsdException w:qFormat="1" w:uiPriority="0" w:name="caption"/>
     <w:lsdException w:unhideWhenUsed="0" w:uiPriority="0" w:semiHidden="0" w:name="table of figures"/>
     <w:lsdException w:unhideWhenUsed="0" w:uiPriority="0" w:semiHidden="0" w:name="envelope address"/>
     <w:lsdException w:unhideWhenUsed="0" w:uiPriority="0" w:semiHidden="0" w:name="envelope return"/>
-    <w:lsdException w:qFormat="1" w:unhideWhenUsed="0" w:uiPriority="0" w:semiHidden="0" w:name="footnote reference"/>
-    <w:lsdException w:qFormat="1" w:unhideWhenUsed="0" w:uiPriority="0" w:semiHidden="0" w:name="annotation reference"/>
+    <w:lsdException w:unhideWhenUsed="0" w:uiPriority="0" w:semiHidden="0" w:name="footnote reference"/>
+    <w:lsdException w:unhideWhenUsed="0" w:uiPriority="0" w:semiHidden="0" w:name="annotation reference"/>
     <w:lsdException w:unhideWhenUsed="0" w:uiPriority="0" w:semiHidden="0" w:name="line number"/>
-    <w:lsdException w:qFormat="1" w:unhideWhenUsed="0" w:uiPriority="0" w:semiHidden="0" w:name="page number"/>
-    <w:lsdException w:qFormat="1" w:unhideWhenUsed="0" w:uiPriority="0" w:semiHidden="0" w:name="endnote reference"/>
-    <w:lsdException w:qFormat="1" w:unhideWhenUsed="0" w:uiPriority="0" w:semiHidden="0" w:name="endnote text"/>
+    <w:lsdException w:unhideWhenUsed="0" w:uiPriority="0" w:semiHidden="0" w:name="page number"/>
+    <w:lsdException w:unhideWhenUsed="0" w:uiPriority="0" w:semiHidden="0" w:name="endnote reference"/>
+    <w:lsdException w:unhideWhenUsed="0" w:uiPriority="0" w:semiHidden="0" w:name="endnote text"/>
     <w:lsdException w:unhideWhenUsed="0" w:uiPriority="0" w:semiHidden="0" w:name="table of authorities"/>
     <w:lsdException w:unhideWhenUsed="0" w:uiPriority="0" w:semiHidden="0" w:name="macro"/>
     <w:lsdException w:unhideWhenUsed="0" w:uiPriority="0" w:semiHidden="0" w:name="toa heading"/>
@@ -1959,9 +3323,9 @@
     <w:lsdException w:unhideWhenUsed="0" w:uiPriority="0" w:semiHidden="0" w:name="List Number 5"/>
     <w:lsdException w:qFormat="1" w:unhideWhenUsed="0" w:uiPriority="0" w:semiHidden="0" w:name="Title"/>
     <w:lsdException w:unhideWhenUsed="0" w:uiPriority="0" w:semiHidden="0" w:name="Closing"/>
-    <w:lsdException w:qFormat="1" w:unhideWhenUsed="0" w:uiPriority="0" w:semiHidden="0" w:name="Signature"/>
+    <w:lsdException w:unhideWhenUsed="0" w:uiPriority="0" w:semiHidden="0" w:name="Signature"/>
     <w:lsdException w:qFormat="1" w:unhideWhenUsed="0" w:uiPriority="0" w:name="Default Paragraph Font"/>
-    <w:lsdException w:qFormat="1" w:unhideWhenUsed="0" w:uiPriority="0" w:semiHidden="0" w:name="Body Text"/>
+    <w:lsdException w:unhideWhenUsed="0" w:uiPriority="0" w:semiHidden="0" w:name="Body Text"/>
     <w:lsdException w:unhideWhenUsed="0" w:uiPriority="0" w:semiHidden="0" w:name="Body Text Indent"/>
     <w:lsdException w:unhideWhenUsed="0" w:uiPriority="0" w:semiHidden="0" w:name="List Continue"/>
     <w:lsdException w:unhideWhenUsed="0" w:uiPriority="0" w:semiHidden="0" w:name="List Continue 2"/>
@@ -1970,8 +3334,8 @@
     <w:lsdException w:unhideWhenUsed="0" w:uiPriority="0" w:semiHidden="0" w:name="List Continue 5"/>
     <w:lsdException w:unhideWhenUsed="0" w:uiPriority="0" w:semiHidden="0" w:name="Message Header"/>
     <w:lsdException w:qFormat="1" w:unhideWhenUsed="0" w:uiPriority="0" w:semiHidden="0" w:name="Subtitle"/>
-    <w:lsdException w:qFormat="1" w:unhideWhenUsed="0" w:uiPriority="0" w:semiHidden="0" w:name="Salutation"/>
-    <w:lsdException w:qFormat="1" w:unhideWhenUsed="0" w:uiPriority="0" w:semiHidden="0" w:name="Date"/>
+    <w:lsdException w:unhideWhenUsed="0" w:uiPriority="0" w:semiHidden="0" w:name="Salutation"/>
+    <w:lsdException w:unhideWhenUsed="0" w:uiPriority="0" w:semiHidden="0" w:name="Date"/>
     <w:lsdException w:unhideWhenUsed="0" w:uiPriority="0" w:semiHidden="0" w:name="Body Text First Indent"/>
     <w:lsdException w:unhideWhenUsed="0" w:uiPriority="0" w:semiHidden="0" w:name="Body Text First Indent 2"/>
     <w:lsdException w:unhideWhenUsed="0" w:uiPriority="0" w:semiHidden="0" w:name="Note Heading"/>
@@ -1980,8 +3344,8 @@
     <w:lsdException w:unhideWhenUsed="0" w:uiPriority="0" w:semiHidden="0" w:name="Body Text Indent 2"/>
     <w:lsdException w:unhideWhenUsed="0" w:uiPriority="0" w:semiHidden="0" w:name="Body Text Indent 3"/>
     <w:lsdException w:unhideWhenUsed="0" w:uiPriority="0" w:semiHidden="0" w:name="Block Text"/>
-    <w:lsdException w:qFormat="1" w:unhideWhenUsed="0" w:uiPriority="0" w:semiHidden="0" w:name="Hyperlink"/>
-    <w:lsdException w:qFormat="1" w:unhideWhenUsed="0" w:uiPriority="0" w:semiHidden="0" w:name="FollowedHyperlink"/>
+    <w:lsdException w:unhideWhenUsed="0" w:uiPriority="0" w:semiHidden="0" w:name="Hyperlink"/>
+    <w:lsdException w:unhideWhenUsed="0" w:uiPriority="0" w:semiHidden="0" w:name="FollowedHyperlink"/>
     <w:lsdException w:qFormat="1" w:unhideWhenUsed="0" w:uiPriority="0" w:semiHidden="0" w:name="Strong"/>
     <w:lsdException w:qFormat="1" w:unhideWhenUsed="0" w:uiPriority="0" w:semiHidden="0" w:name="Emphasis"/>
     <w:lsdException w:unhideWhenUsed="0" w:uiPriority="0" w:semiHidden="0" w:name="Document Map"/>
@@ -1994,12 +3358,12 @@
     <w:lsdException w:unhideWhenUsed="0" w:uiPriority="0" w:semiHidden="0" w:name="HTML Code"/>
     <w:lsdException w:unhideWhenUsed="0" w:uiPriority="0" w:semiHidden="0" w:name="HTML Definition"/>
     <w:lsdException w:unhideWhenUsed="0" w:uiPriority="0" w:semiHidden="0" w:name="HTML Keyboard"/>
-    <w:lsdException w:qFormat="1" w:unhideWhenUsed="0" w:uiPriority="0" w:semiHidden="0" w:name="HTML Preformatted"/>
+    <w:lsdException w:unhideWhenUsed="0" w:uiPriority="0" w:semiHidden="0" w:name="HTML Preformatted"/>
     <w:lsdException w:unhideWhenUsed="0" w:uiPriority="0" w:semiHidden="0" w:name="HTML Sample"/>
     <w:lsdException w:unhideWhenUsed="0" w:uiPriority="0" w:semiHidden="0" w:name="HTML Typewriter"/>
     <w:lsdException w:unhideWhenUsed="0" w:uiPriority="0" w:semiHidden="0" w:name="HTML Variable"/>
     <w:lsdException w:qFormat="1" w:unhideWhenUsed="0" w:uiPriority="0" w:name="Normal Table"/>
-    <w:lsdException w:qFormat="1" w:unhideWhenUsed="0" w:uiPriority="0" w:semiHidden="0" w:name="annotation subject"/>
+    <w:lsdException w:unhideWhenUsed="0" w:uiPriority="0" w:semiHidden="0" w:name="annotation subject"/>
     <w:lsdException w:unhideWhenUsed="0" w:uiPriority="0" w:semiHidden="0" w:name="Table Simple 1"/>
     <w:lsdException w:unhideWhenUsed="0" w:uiPriority="0" w:semiHidden="0" w:name="Table Simple 2"/>
     <w:lsdException w:unhideWhenUsed="0" w:uiPriority="0" w:semiHidden="0" w:name="Table Simple 3"/>
@@ -2042,7 +3406,7 @@
     <w:lsdException w:unhideWhenUsed="0" w:uiPriority="0" w:semiHidden="0" w:name="Table Web 1"/>
     <w:lsdException w:unhideWhenUsed="0" w:uiPriority="0" w:semiHidden="0" w:name="Table Web 2"/>
     <w:lsdException w:unhideWhenUsed="0" w:uiPriority="0" w:semiHidden="0" w:name="Table Web 3"/>
-    <w:lsdException w:qFormat="1" w:unhideWhenUsed="0" w:uiPriority="0" w:semiHidden="0" w:name="Balloon Text"/>
+    <w:lsdException w:unhideWhenUsed="0" w:uiPriority="0" w:semiHidden="0" w:name="Balloon Text"/>
     <w:lsdException w:unhideWhenUsed="0" w:uiPriority="0" w:semiHidden="0" w:name="Table Grid"/>
     <w:lsdException w:unhideWhenUsed="0" w:uiPriority="0" w:semiHidden="0" w:name="Table Theme"/>
     <w:lsdException w:unhideWhenUsed="0" w:uiPriority="60" w:semiHidden="0" w:name="Light Shading"/>
@@ -2191,6 +3555,7 @@
     <w:name w:val="heading 2"/>
     <w:basedOn w:val="1"/>
     <w:next w:val="1"/>
+    <w:semiHidden/>
     <w:unhideWhenUsed/>
     <w:qFormat/>
     <w:uiPriority w:val="0"/>
@@ -2212,6 +3577,7 @@
     <w:name w:val="heading 3"/>
     <w:basedOn w:val="1"/>
     <w:next w:val="1"/>
+    <w:semiHidden/>
     <w:unhideWhenUsed/>
     <w:qFormat/>
     <w:uiPriority w:val="0"/>
@@ -2233,6 +3599,7 @@
     <w:name w:val="heading 4"/>
     <w:basedOn w:val="1"/>
     <w:next w:val="1"/>
+    <w:semiHidden/>
     <w:unhideWhenUsed/>
     <w:qFormat/>
     <w:uiPriority w:val="0"/>
@@ -2254,6 +3621,7 @@
     <w:basedOn w:val="1"/>
     <w:next w:val="7"/>
     <w:link w:val="40"/>
+    <w:semiHidden/>
     <w:unhideWhenUsed/>
     <w:qFormat/>
     <w:uiPriority w:val="0"/>
@@ -2277,6 +3645,7 @@
     <w:name w:val="heading 6"/>
     <w:basedOn w:val="1"/>
     <w:next w:val="7"/>
+    <w:semiHidden/>
     <w:unhideWhenUsed/>
     <w:qFormat/>
     <w:uiPriority w:val="0"/>
@@ -2296,6 +3665,7 @@
     <w:name w:val="heading 7"/>
     <w:basedOn w:val="1"/>
     <w:next w:val="7"/>
+    <w:semiHidden/>
     <w:unhideWhenUsed/>
     <w:qFormat/>
     <w:uiPriority w:val="0"/>
@@ -2315,6 +3685,7 @@
     <w:name w:val="heading 8"/>
     <w:basedOn w:val="1"/>
     <w:next w:val="7"/>
+    <w:semiHidden/>
     <w:unhideWhenUsed/>
     <w:qFormat/>
     <w:uiPriority w:val="0"/>
@@ -2334,6 +3705,7 @@
     <w:name w:val="heading 9"/>
     <w:basedOn w:val="1"/>
     <w:next w:val="7"/>
+    <w:semiHidden/>
     <w:unhideWhenUsed/>
     <w:qFormat/>
     <w:uiPriority w:val="0"/>
@@ -2373,7 +3745,6 @@
   <w:style w:type="paragraph" w:styleId="7">
     <w:name w:val="Body Text"/>
     <w:basedOn w:val="1"/>
-    <w:qFormat/>
     <w:uiPriority w:val="0"/>
     <w:pPr>
       <w:spacing w:after="120" w:afterLines="0" w:afterAutospacing="0"/>
@@ -2383,6 +3754,7 @@
     <w:name w:val="caption"/>
     <w:basedOn w:val="1"/>
     <w:next w:val="1"/>
+    <w:semiHidden/>
     <w:unhideWhenUsed/>
     <w:qFormat/>
     <w:uiPriority w:val="0"/>
@@ -2397,7 +3769,6 @@
   <w:style w:type="paragraph" w:styleId="13">
     <w:name w:val="annotation text"/>
     <w:basedOn w:val="1"/>
-    <w:qFormat/>
     <w:uiPriority w:val="0"/>
     <w:pPr>
       <w:jc w:val="left"/>
@@ -2418,14 +3789,12 @@
     <w:name w:val="Salutation"/>
     <w:basedOn w:val="1"/>
     <w:next w:val="1"/>
-    <w:qFormat/>
     <w:uiPriority w:val="0"/>
   </w:style>
   <w:style w:type="paragraph" w:styleId="15">
     <w:name w:val="toc 3"/>
     <w:basedOn w:val="1"/>
     <w:next w:val="1"/>
-    <w:qFormat/>
     <w:uiPriority w:val="0"/>
     <w:pPr>
       <w:ind w:left="840" w:leftChars="400"/>
@@ -2435,7 +3804,6 @@
     <w:name w:val="Date"/>
     <w:basedOn w:val="1"/>
     <w:next w:val="1"/>
-    <w:qFormat/>
     <w:uiPriority w:val="0"/>
     <w:pPr>
       <w:ind w:firstLine="0" w:firstLineChars="0"/>
@@ -2456,7 +3824,6 @@
   <w:style w:type="paragraph" w:styleId="17">
     <w:name w:val="endnote text"/>
     <w:basedOn w:val="1"/>
-    <w:qFormat/>
     <w:uiPriority w:val="0"/>
     <w:pPr>
       <w:jc w:val="left"/>
@@ -2476,7 +3843,6 @@
   <w:style w:type="paragraph" w:styleId="18">
     <w:name w:val="Balloon Text"/>
     <w:basedOn w:val="1"/>
-    <w:qFormat/>
     <w:uiPriority w:val="0"/>
     <w:rPr>
       <w:sz w:val="18"/>
@@ -2486,7 +3852,6 @@
   <w:style w:type="paragraph" w:styleId="19">
     <w:name w:val="footer"/>
     <w:basedOn w:val="1"/>
-    <w:qFormat/>
     <w:uiPriority w:val="0"/>
     <w:pPr>
       <w:tabs>
@@ -2504,7 +3869,6 @@
   <w:style w:type="paragraph" w:styleId="20">
     <w:name w:val="header"/>
     <w:basedOn w:val="1"/>
-    <w:qFormat/>
     <w:uiPriority w:val="0"/>
     <w:pPr>
       <w:pBdr>
@@ -2527,7 +3891,6 @@
   <w:style w:type="paragraph" w:styleId="21">
     <w:name w:val="Signature"/>
     <w:basedOn w:val="1"/>
-    <w:qFormat/>
     <w:uiPriority w:val="0"/>
     <w:pPr>
       <w:ind w:firstLine="0" w:firstLineChars="0"/>
@@ -2549,7 +3912,6 @@
     <w:name w:val="toc 1"/>
     <w:basedOn w:val="1"/>
     <w:next w:val="1"/>
-    <w:qFormat/>
     <w:uiPriority w:val="0"/>
   </w:style>
   <w:style w:type="paragraph" w:styleId="23">
@@ -2574,7 +3936,6 @@
   <w:style w:type="paragraph" w:styleId="24">
     <w:name w:val="footnote text"/>
     <w:basedOn w:val="1"/>
-    <w:qFormat/>
     <w:uiPriority w:val="0"/>
     <w:pPr>
       <w:ind w:firstLine="420" w:firstLineChars="0"/>
@@ -2589,7 +3950,6 @@
     <w:name w:val="toc 2"/>
     <w:basedOn w:val="1"/>
     <w:next w:val="1"/>
-    <w:qFormat/>
     <w:uiPriority w:val="0"/>
     <w:pPr>
       <w:ind w:left="420" w:leftChars="200"/>
@@ -2598,7 +3958,6 @@
   <w:style w:type="paragraph" w:styleId="26">
     <w:name w:val="HTML Preformatted"/>
     <w:basedOn w:val="1"/>
-    <w:qFormat/>
     <w:uiPriority w:val="0"/>
     <w:rPr>
       <w:rFonts w:ascii="Courier New" w:hAnsi="Courier New"/>
@@ -2639,7 +3998,6 @@
     <w:name w:val="annotation subject"/>
     <w:basedOn w:val="13"/>
     <w:next w:val="13"/>
-    <w:qFormat/>
     <w:uiPriority w:val="0"/>
     <w:rPr>
       <w:b/>
@@ -2667,7 +4025,6 @@
   <w:style w:type="character" w:styleId="33">
     <w:name w:val="endnote reference"/>
     <w:basedOn w:val="31"/>
-    <w:qFormat/>
     <w:uiPriority w:val="0"/>
     <w:rPr>
       <w:rFonts w:asciiTheme="minorAscii" w:hAnsiTheme="minorAscii" w:eastAsiaTheme="minorEastAsia"/>
@@ -2685,7 +4042,6 @@
   </w:style>
   <w:style w:type="character" w:styleId="34">
     <w:name w:val="page number"/>
-    <w:qFormat/>
     <w:uiPriority w:val="0"/>
     <w:rPr>
       <w:rFonts w:cs="Times New Roman" w:asciiTheme="minorAscii" w:hAnsiTheme="minorAscii" w:eastAsiaTheme="minorEastAsia"/>
@@ -2708,7 +4064,6 @@
   <w:style w:type="character" w:styleId="35">
     <w:name w:val="FollowedHyperlink"/>
     <w:basedOn w:val="31"/>
-    <w:qFormat/>
     <w:uiPriority w:val="0"/>
     <w:rPr>
       <w:rFonts w:cs="Times New Roman" w:asciiTheme="minorAscii" w:hAnsiTheme="minorAscii" w:eastAsiaTheme="minorEastAsia"/>
@@ -2733,7 +4088,6 @@
   <w:style w:type="character" w:styleId="37">
     <w:name w:val="Hyperlink"/>
     <w:basedOn w:val="31"/>
-    <w:qFormat/>
     <w:uiPriority w:val="0"/>
     <w:rPr>
       <w:rFonts w:cs="Times New Roman" w:asciiTheme="minorAscii" w:hAnsiTheme="minorAscii" w:eastAsiaTheme="minorEastAsia"/>
@@ -2750,7 +4104,6 @@
   <w:style w:type="character" w:styleId="38">
     <w:name w:val="annotation reference"/>
     <w:basedOn w:val="31"/>
-    <w:qFormat/>
     <w:uiPriority w:val="0"/>
     <w:rPr>
       <w:rFonts w:asciiTheme="minorAscii" w:hAnsiTheme="minorAscii" w:eastAsiaTheme="minorEastAsia"/>
@@ -2770,7 +4123,6 @@
   <w:style w:type="character" w:styleId="39">
     <w:name w:val="footnote reference"/>
     <w:basedOn w:val="31"/>
-    <w:qFormat/>
     <w:uiPriority w:val="0"/>
     <w:rPr>
       <w:rFonts w:asciiTheme="minorAscii" w:hAnsiTheme="minorAscii" w:eastAsiaTheme="minorEastAsia"/>
@@ -3050,4 +4402,26 @@
   </a:themeElements>
   <a:objectDefaults/>
 </a:theme>
+</file>
+
+<file path=customXml/item1.xml><?xml version="1.0" encoding="utf-8"?>
+<s:customData xmlns="http://www.wps.cn/officeDocument/2013/wpsCustomData" xmlns:s="http://www.wps.cn/officeDocument/2013/wpsCustomData">
+  <customSectProps>
+    <customSectPr>
+      <sectNamePr val="lengthwise4"/>
+      <sectRole val="1"/>
+    </customSectPr>
+  </customSectProps>
+  <customShpExts>
+    <customShpInfo spid="_x0000_s1026" textRotate="1"/>
+  </customShpExts>
+</s:customData>
+</file>
+
+<file path=customXml/itemProps1.xml><?xml version="1.0" encoding="utf-8"?>
+<ds:datastoreItem xmlns:ds="http://schemas.openxmlformats.org/officeDocument/2006/customXml" ds:itemID="{B1977F7D-205B-4081-913C-38D41E755F92}">
+  <ds:schemaRefs>
+    <ds:schemaRef ds:uri="http://www.wps.cn/officeDocument/2013/wpsCustomData"/>
+  </ds:schemaRefs>
+</ds:datastoreItem>
 </file>